--- a/docs/lectures/DIiI/26ST/assignment/assets/DI-in-Industry_Case-Study_Template.docx
+++ b/docs/lectures/DIiI/26ST/assignment/assets/DI-in-Industry_Case-Study_Template.docx
@@ -1,6 +1,6 @@
 
 <file path=word/document.xml><?xml version="1.0" encoding="utf-8"?>
-<w:document xmlns:wpc="http://schemas.microsoft.com/office/word/2010/wordprocessingCanvas" xmlns:cx="http://schemas.microsoft.com/office/drawing/2014/chartex" xmlns:cx1="http://schemas.microsoft.com/office/drawing/2015/9/8/chartex" xmlns:cx2="http://schemas.microsoft.com/office/drawing/2015/10/21/chartex" xmlns:cx3="http://schemas.microsoft.com/office/drawing/2016/5/9/chartex" xmlns:cx4="http://schemas.microsoft.com/office/drawing/2016/5/10/chartex" xmlns:cx5="http://schemas.microsoft.com/office/drawing/2016/5/11/chartex" xmlns:cx6="http://schemas.microsoft.com/office/drawing/2016/5/12/chartex" xmlns:cx7="http://schemas.microsoft.com/office/drawing/2016/5/13/chartex" xmlns:cx8="http://schemas.microsoft.com/office/drawing/2016/5/14/chartex" xmlns:mc="http://schemas.openxmlformats.org/markup-compatibility/2006" xmlns:aink="http://schemas.microsoft.com/office/drawing/2016/ink" xmlns:am3d="http://schemas.microsoft.com/office/drawing/2017/model3d" xmlns:o="urn:schemas-microsoft-com:office:office" xmlns:oel="http://schemas.microsoft.com/office/2019/extlst" xmlns:r="http://schemas.openxmlformats.org/officeDocument/2006/relationships" xmlns:m="http://schemas.openxmlformats.org/officeDocument/2006/math" xmlns:v="urn:schemas-microsoft-com:vml" xmlns:wp14="http://schemas.microsoft.com/office/word/2010/wordprocessingDrawing" xmlns:wp="http://schemas.openxmlformats.org/drawingml/2006/wordprocessingDrawing" xmlns:w10="urn:schemas-microsoft-com:office:word" xmlns:w="http://schemas.openxmlformats.org/wordprocessingml/2006/main" xmlns:w14="http://schemas.microsoft.com/office/word/2010/wordml" xmlns:w15="http://schemas.microsoft.com/office/word/2012/wordml" xmlns:w16cex="http://schemas.microsoft.com/office/word/2018/wordml/cex" xmlns:w16cid="http://schemas.microsoft.com/office/word/2016/wordml/cid" xmlns:w16="http://schemas.microsoft.com/office/word/2018/wordml" xmlns:w16du="http://schemas.microsoft.com/office/word/2023/wordml/word16du" xmlns:w16sdtdh="http://schemas.microsoft.com/office/word/2020/wordml/sdtdatahash" xmlns:w16se="http://schemas.microsoft.com/office/word/2015/wordml/symex" xmlns:wpg="http://schemas.microsoft.com/office/word/2010/wordprocessingGroup" xmlns:wpi="http://schemas.microsoft.com/office/word/2010/wordprocessingInk" xmlns:wne="http://schemas.microsoft.com/office/word/2006/wordml" xmlns:wps="http://schemas.microsoft.com/office/word/2010/wordprocessingShape" mc:Ignorable="w14 w15 w16se w16cid w16 w16cex w16sdtdh w16du wp14">
+<w:document xmlns:wpc="http://schemas.microsoft.com/office/word/2010/wordprocessingCanvas" xmlns:cx="http://schemas.microsoft.com/office/drawing/2014/chartex" xmlns:cx1="http://schemas.microsoft.com/office/drawing/2015/9/8/chartex" xmlns:cx2="http://schemas.microsoft.com/office/drawing/2015/10/21/chartex" xmlns:cx3="http://schemas.microsoft.com/office/drawing/2016/5/9/chartex" xmlns:cx4="http://schemas.microsoft.com/office/drawing/2016/5/10/chartex" xmlns:cx5="http://schemas.microsoft.com/office/drawing/2016/5/11/chartex" xmlns:cx6="http://schemas.microsoft.com/office/drawing/2016/5/12/chartex" xmlns:cx7="http://schemas.microsoft.com/office/drawing/2016/5/13/chartex" xmlns:cx8="http://schemas.microsoft.com/office/drawing/2016/5/14/chartex" xmlns:mc="http://schemas.openxmlformats.org/markup-compatibility/2006" xmlns:aink="http://schemas.microsoft.com/office/drawing/2016/ink" xmlns:am3d="http://schemas.microsoft.com/office/drawing/2017/model3d" xmlns:o="urn:schemas-microsoft-com:office:office" xmlns:oel="http://schemas.microsoft.com/office/2019/extlst" xmlns:r="http://schemas.openxmlformats.org/officeDocument/2006/relationships" xmlns:m="http://schemas.openxmlformats.org/officeDocument/2006/math" xmlns:v="urn:schemas-microsoft-com:vml" xmlns:wp14="http://schemas.microsoft.com/office/word/2010/wordprocessingDrawing" xmlns:wp="http://schemas.openxmlformats.org/drawingml/2006/wordprocessingDrawing" xmlns:w10="urn:schemas-microsoft-com:office:word" xmlns:w="http://schemas.openxmlformats.org/wordprocessingml/2006/main" xmlns:w14="http://schemas.microsoft.com/office/word/2010/wordml" xmlns:w15="http://schemas.microsoft.com/office/word/2012/wordml" xmlns:w16cex="http://schemas.microsoft.com/office/word/2018/wordml/cex" xmlns:w16cid="http://schemas.microsoft.com/office/word/2016/wordml/cid" xmlns:w16="http://schemas.microsoft.com/office/word/2018/wordml" xmlns:w16du="http://schemas.microsoft.com/office/word/2023/wordml/word16du" xmlns:w16sdtdh="http://schemas.microsoft.com/office/word/2020/wordml/sdtdatahash" xmlns:w16sdtfl="http://schemas.microsoft.com/office/word/2024/wordml/sdtformatlock" xmlns:w16se="http://schemas.microsoft.com/office/word/2015/wordml/symex" xmlns:wpg="http://schemas.microsoft.com/office/word/2010/wordprocessingGroup" xmlns:wpi="http://schemas.microsoft.com/office/word/2010/wordprocessingInk" xmlns:wne="http://schemas.microsoft.com/office/word/2006/wordml" xmlns:wps="http://schemas.microsoft.com/office/word/2010/wordprocessingShape" mc:Ignorable="w14 w15 w16se w16cid w16 w16cex w16sdtdh w16sdtfl w16du wp14">
   <w:body>
     <w:p>
       <w:pPr>
@@ -54,13 +54,7 @@
         <w:rPr>
           <w:lang w:val="en-US"/>
         </w:rPr>
-        <w:t xml:space="preserve">You should format your paper exactly like this document. </w:t>
-      </w:r>
-      <w:r>
-        <w:rPr>
-          <w:lang w:val="en-US"/>
-        </w:rPr>
-        <w:t>The template file contains specially formatted styles that are designed to reduce the work in formatting your final submission.</w:t>
+        <w:t>You should format your paper exactly like this document. The template file contains specially formatted styles that are designed to reduce the work in formatting your final submission.</w:t>
       </w:r>
     </w:p>
     <w:p>
@@ -87,49 +81,37 @@
         <w:rPr>
           <w:lang w:val="en-US"/>
         </w:rPr>
-        <w:t xml:space="preserve">The paper should </w:t>
-      </w:r>
-      <w:r>
-        <w:rPr>
-          <w:lang w:val="en-US"/>
-        </w:rPr>
-        <w:t xml:space="preserve">be at least 12 pages long and must </w:t>
-      </w:r>
-      <w:r>
-        <w:rPr>
-          <w:lang w:val="en-US"/>
-        </w:rPr>
-        <w:t>not exceed 1</w:t>
-      </w:r>
-      <w:r>
-        <w:rPr>
-          <w:lang w:val="en-US"/>
-        </w:rPr>
-        <w:t>6</w:t>
-      </w:r>
-      <w:r>
-        <w:rPr>
-          <w:lang w:val="en-US"/>
-        </w:rPr>
-        <w:t xml:space="preserve"> pages</w:t>
-      </w:r>
-      <w:r>
-        <w:rPr>
-          <w:lang w:val="en-US"/>
-        </w:rPr>
-        <w:t xml:space="preserve"> (each excludin</w:t>
-      </w:r>
-      <w:r>
-        <w:rPr>
-          <w:lang w:val="en-US"/>
-        </w:rPr>
-        <w:t>g the references</w:t>
-      </w:r>
-      <w:r>
-        <w:rPr>
-          <w:lang w:val="en-US"/>
-        </w:rPr>
-        <w:t xml:space="preserve"> and the appendix).</w:t>
+        <w:t xml:space="preserve">The paper should be at least </w:t>
+      </w:r>
+      <w:r>
+        <w:rPr>
+          <w:lang w:val="en-US"/>
+        </w:rPr>
+        <w:t>8</w:t>
+      </w:r>
+      <w:r>
+        <w:rPr>
+          <w:lang w:val="en-US"/>
+        </w:rPr>
+        <w:t xml:space="preserve"> pages long and must not exceed </w:t>
+      </w:r>
+      <w:r>
+        <w:rPr>
+          <w:lang w:val="en-US"/>
+        </w:rPr>
+        <w:t>1</w:t>
+      </w:r>
+      <w:r>
+        <w:rPr>
+          <w:lang w:val="en-US"/>
+        </w:rPr>
+        <w:t>2</w:t>
+      </w:r>
+      <w:r>
+        <w:rPr>
+          <w:lang w:val="en-US"/>
+        </w:rPr>
+        <w:t xml:space="preserve"> pages (each excluding the references and the appendix).</w:t>
       </w:r>
     </w:p>
     <w:p>
@@ -251,13 +233,7 @@
         <w:rPr>
           <w:lang w:val="en-US"/>
         </w:rPr>
-        <w:t>Sub-</w:t>
-      </w:r>
-      <w:r>
-        <w:rPr>
-          <w:lang w:val="en-US"/>
-        </w:rPr>
-        <w:t>subsections</w:t>
+        <w:t>Sub-subsections</w:t>
       </w:r>
     </w:p>
     <w:p>
@@ -309,6 +285,7 @@
       <w:r>
         <w:rPr>
           <w:noProof/>
+          <w:lang w:val="en-US"/>
         </w:rPr>
         <w:drawing>
           <wp:inline distT="0" distB="0" distL="0" distR="0" wp14:anchorId="29F7A2E7" wp14:editId="1C313BF5">
@@ -350,8 +327,14 @@
     <w:p>
       <w:pPr>
         <w:pStyle w:val="Beschriftung"/>
-      </w:pPr>
-      <w:r>
+        <w:rPr>
+          <w:lang w:val="en-US"/>
+        </w:rPr>
+      </w:pPr>
+      <w:r>
+        <w:rPr>
+          <w:lang w:val="en-US"/>
+        </w:rPr>
         <w:lastRenderedPageBreak/>
         <w:t>Figure 1.  Modified Research Model</w:t>
       </w:r>
@@ -454,6 +437,7 @@
                 <w:b/>
                 <w:bCs/>
                 <w:color w:val="000000"/>
+                <w:lang w:val="en-US"/>
               </w:rPr>
             </w:pPr>
             <w:r>
@@ -462,6 +446,7 @@
                 <w:b/>
                 <w:bCs/>
                 <w:color w:val="000000"/>
+                <w:lang w:val="en-US"/>
               </w:rPr>
               <w:t>Treatment 1</w:t>
             </w:r>
@@ -490,6 +475,7 @@
                 <w:b/>
                 <w:bCs/>
                 <w:color w:val="000000"/>
+                <w:lang w:val="en-US"/>
               </w:rPr>
             </w:pPr>
             <w:r>
@@ -498,6 +484,7 @@
                 <w:b/>
                 <w:bCs/>
                 <w:color w:val="000000"/>
+                <w:lang w:val="en-US"/>
               </w:rPr>
               <w:t>Treatment 2</w:t>
             </w:r>
@@ -525,6 +512,7 @@
                 <w:b/>
                 <w:bCs/>
                 <w:color w:val="000000"/>
+                <w:lang w:val="en-US"/>
               </w:rPr>
             </w:pPr>
             <w:r>
@@ -533,6 +521,7 @@
                 <w:b/>
                 <w:bCs/>
                 <w:color w:val="000000"/>
+                <w:lang w:val="en-US"/>
               </w:rPr>
               <w:t>Setting A</w:t>
             </w:r>
@@ -556,12 +545,14 @@
               <w:rPr>
                 <w:rFonts w:eastAsia="Georgia"/>
                 <w:color w:val="000000"/>
+                <w:lang w:val="en-US"/>
               </w:rPr>
             </w:pPr>
             <w:r>
               <w:rPr>
                 <w:rFonts w:eastAsia="Georgia"/>
                 <w:color w:val="000000"/>
+                <w:lang w:val="en-US"/>
               </w:rPr>
               <w:t>125</w:t>
             </w:r>
@@ -585,12 +576,14 @@
               <w:rPr>
                 <w:rFonts w:eastAsia="Georgia"/>
                 <w:color w:val="000000"/>
+                <w:lang w:val="en-US"/>
               </w:rPr>
             </w:pPr>
             <w:r>
               <w:rPr>
                 <w:rFonts w:eastAsia="Georgia"/>
                 <w:color w:val="000000"/>
+                <w:lang w:val="en-US"/>
               </w:rPr>
               <w:t>95</w:t>
             </w:r>
@@ -618,6 +611,7 @@
                 <w:b/>
                 <w:bCs/>
                 <w:color w:val="000000"/>
+                <w:lang w:val="en-US"/>
               </w:rPr>
             </w:pPr>
             <w:r>
@@ -626,6 +620,7 @@
                 <w:b/>
                 <w:bCs/>
                 <w:color w:val="000000"/>
+                <w:lang w:val="en-US"/>
               </w:rPr>
               <w:t>Setting B</w:t>
             </w:r>
@@ -649,12 +644,14 @@
               <w:rPr>
                 <w:rFonts w:eastAsia="Georgia"/>
                 <w:color w:val="000000"/>
+                <w:lang w:val="en-US"/>
               </w:rPr>
             </w:pPr>
             <w:r>
               <w:rPr>
                 <w:rFonts w:eastAsia="Georgia"/>
                 <w:color w:val="000000"/>
+                <w:lang w:val="en-US"/>
               </w:rPr>
               <w:t>85</w:t>
             </w:r>
@@ -678,12 +675,14 @@
               <w:rPr>
                 <w:rFonts w:eastAsia="Georgia"/>
                 <w:color w:val="000000"/>
+                <w:lang w:val="en-US"/>
               </w:rPr>
             </w:pPr>
             <w:r>
               <w:rPr>
                 <w:rFonts w:eastAsia="Georgia"/>
                 <w:color w:val="000000"/>
+                <w:lang w:val="en-US"/>
               </w:rPr>
               <w:t>102</w:t>
             </w:r>
@@ -714,6 +713,7 @@
                 <w:b/>
                 <w:bCs/>
                 <w:color w:val="000000"/>
+                <w:lang w:val="en-US"/>
               </w:rPr>
             </w:pPr>
             <w:r>
@@ -722,6 +722,7 @@
                 <w:b/>
                 <w:bCs/>
                 <w:color w:val="000000"/>
+                <w:lang w:val="en-US"/>
               </w:rPr>
               <w:t>Setting C</w:t>
             </w:r>
@@ -748,12 +749,14 @@
               <w:rPr>
                 <w:rFonts w:eastAsia="Georgia"/>
                 <w:color w:val="000000"/>
+                <w:lang w:val="en-US"/>
               </w:rPr>
             </w:pPr>
             <w:r>
               <w:rPr>
                 <w:rFonts w:eastAsia="Georgia"/>
                 <w:color w:val="000000"/>
+                <w:lang w:val="en-US"/>
               </w:rPr>
               <w:t>98</w:t>
             </w:r>
@@ -780,12 +783,14 @@
               <w:rPr>
                 <w:rFonts w:eastAsia="Georgia"/>
                 <w:color w:val="000000"/>
+                <w:lang w:val="en-US"/>
               </w:rPr>
             </w:pPr>
             <w:r>
               <w:rPr>
                 <w:rFonts w:eastAsia="Georgia"/>
                 <w:color w:val="000000"/>
+                <w:lang w:val="en-US"/>
               </w:rPr>
               <w:t>85</w:t>
             </w:r>
@@ -798,9 +803,13 @@
         <w:pStyle w:val="Beschriftung"/>
         <w:rPr>
           <w:color w:val="232323"/>
-        </w:rPr>
-      </w:pPr>
-      <w:r>
+          <w:lang w:val="en-US"/>
+        </w:rPr>
+      </w:pPr>
+      <w:r>
+        <w:rPr>
+          <w:lang w:val="en-US"/>
+        </w:rPr>
         <w:t>Table 1. A Very Nice Table</w:t>
       </w:r>
     </w:p>
@@ -998,20 +1007,497 @@
           <w:lang w:val="en-US" w:eastAsia="de-DE"/>
         </w:rPr>
         <w:lastRenderedPageBreak/>
-        <w:t>Appendix</w:t>
-      </w:r>
-      <w:r>
+        <w:t>Appendix A: Methodology &amp; sources</w:t>
+      </w:r>
+    </w:p>
+    <w:p>
+      <w:pPr>
+        <w:rPr>
+          <w:lang w:val="en-US"/>
+        </w:rPr>
+      </w:pPr>
+      <w:r>
+        <w:rPr>
+          <w:lang w:val="en-US"/>
+        </w:rPr>
+        <w:t>This appendix documents the quality and soundness of your data collection process.</w:t>
+      </w:r>
+    </w:p>
+    <w:p>
+      <w:pPr>
+        <w:pStyle w:val="Listenabsatz"/>
+        <w:numPr>
+          <w:ilvl w:val="0"/>
+          <w:numId w:val="41"/>
+        </w:numPr>
+        <w:rPr>
+          <w:lang w:val="en-US"/>
+        </w:rPr>
+      </w:pPr>
+      <w:r>
+        <w:rPr>
+          <w:lang w:val="en-US"/>
+        </w:rPr>
+        <w:t xml:space="preserve">Describe </w:t>
+      </w:r>
+      <w:r>
+        <w:rPr>
+          <w:lang w:val="en-US"/>
+        </w:rPr>
+        <w:t>what publicly available data as well as</w:t>
+      </w:r>
+      <w:r>
+        <w:rPr>
+          <w:lang w:val="en-US"/>
+        </w:rPr>
+        <w:t xml:space="preserve"> primary data</w:t>
+      </w:r>
+      <w:r>
+        <w:rPr>
+          <w:lang w:val="en-US"/>
+        </w:rPr>
+        <w:t xml:space="preserve"> you have used. Give a</w:t>
+      </w:r>
+      <w:r>
+        <w:rPr>
+          <w:lang w:val="en-US"/>
+        </w:rPr>
+        <w:t xml:space="preserve"> transparent account of how the data was collected, processed, and used</w:t>
+      </w:r>
+      <w:r>
+        <w:rPr>
+          <w:lang w:val="en-US"/>
+        </w:rPr>
+        <w:t>. E</w:t>
+      </w:r>
+      <w:r>
+        <w:rPr>
+          <w:lang w:val="en-US"/>
+        </w:rPr>
+        <w:t xml:space="preserve">xplain why your </w:t>
+      </w:r>
+      <w:r>
+        <w:rPr>
+          <w:lang w:val="en-US"/>
+        </w:rPr>
+        <w:t>data is</w:t>
+      </w:r>
+      <w:r>
+        <w:rPr>
+          <w:lang w:val="en-US"/>
+        </w:rPr>
+        <w:t xml:space="preserve"> appropriate for </w:t>
+      </w:r>
+      <w:r>
+        <w:rPr>
+          <w:lang w:val="en-US"/>
+        </w:rPr>
+        <w:t xml:space="preserve">developing </w:t>
+      </w:r>
+      <w:r>
+        <w:rPr>
+          <w:lang w:val="en-US"/>
+        </w:rPr>
+        <w:t xml:space="preserve">the case. </w:t>
+      </w:r>
+    </w:p>
+    <w:p>
+      <w:pPr>
+        <w:pStyle w:val="Listenabsatz"/>
+        <w:numPr>
+          <w:ilvl w:val="0"/>
+          <w:numId w:val="41"/>
+        </w:numPr>
+        <w:rPr>
+          <w:lang w:val="en-US"/>
+        </w:rPr>
+      </w:pPr>
+      <w:r>
+        <w:rPr>
+          <w:lang w:val="en-US"/>
+        </w:rPr>
+        <w:t>Please go</w:t>
+      </w:r>
+      <w:r>
+        <w:rPr>
+          <w:lang w:val="en-US"/>
+        </w:rPr>
+        <w:t xml:space="preserve"> beyond simply listing sources</w:t>
+      </w:r>
+      <w:r>
+        <w:rPr>
+          <w:lang w:val="en-US"/>
+        </w:rPr>
+        <w:t xml:space="preserve"> (though you need to list your sources).</w:t>
+      </w:r>
+    </w:p>
+    <w:p>
+      <w:pPr>
+        <w:pStyle w:val="Listenabsatz"/>
+        <w:numPr>
+          <w:ilvl w:val="0"/>
+          <w:numId w:val="41"/>
+        </w:numPr>
+        <w:rPr>
+          <w:lang w:val="en-US"/>
+        </w:rPr>
+      </w:pPr>
+      <w:r>
+        <w:rPr>
+          <w:lang w:val="en-US"/>
+        </w:rPr>
+        <w:t>D</w:t>
+      </w:r>
+      <w:r>
+        <w:rPr>
+          <w:lang w:val="en-US"/>
+        </w:rPr>
+        <w:t>emonstrate that your primary data adds genuine depth and insight that could not have been obtained from publicly available information alone.</w:t>
+      </w:r>
+    </w:p>
+    <w:p>
+      <w:pPr>
+        <w:pStyle w:val="berschrift1"/>
+        <w:rPr>
+          <w:lang w:val="en-US" w:eastAsia="de-DE"/>
+        </w:rPr>
+      </w:pPr>
+      <w:r>
+        <w:rPr>
+          <w:lang w:val="en-US" w:eastAsia="de-DE"/>
+        </w:rPr>
+        <w:t>Appendix B: Process documentation</w:t>
+      </w:r>
+    </w:p>
+    <w:p>
+      <w:pPr>
+        <w:rPr>
+          <w:lang w:val="en-US" w:eastAsia="de-DE"/>
+        </w:rPr>
+      </w:pPr>
+      <w:r>
+        <w:rPr>
+          <w:lang w:val="en-US" w:eastAsia="de-DE"/>
+        </w:rPr>
+        <w:t xml:space="preserve">This appendix takes the form of a </w:t>
+      </w:r>
+      <w:r>
+        <w:rPr>
+          <w:b/>
+          <w:bCs/>
+          <w:lang w:val="en-US" w:eastAsia="de-DE"/>
+        </w:rPr>
+        <w:t>learning diary</w:t>
+      </w:r>
+      <w:r>
+        <w:rPr>
+          <w:lang w:val="en-US" w:eastAsia="de-DE"/>
+        </w:rPr>
+        <w:t xml:space="preserve"> that makes your intellectual journey through the semester visible. It should reflect how your understanding of the case evolved over time — not just what you found, but how your thinking changed and why.</w:t>
+      </w:r>
+    </w:p>
+    <w:p>
+      <w:pPr>
+        <w:rPr>
+          <w:lang w:val="en-US" w:eastAsia="de-DE"/>
+        </w:rPr>
+      </w:pPr>
+      <w:r>
+        <w:rPr>
+          <w:lang w:val="en-US" w:eastAsia="de-DE"/>
+        </w:rPr>
+        <w:t>Structure your entries around key milestones, such as:</w:t>
+      </w:r>
+    </w:p>
+    <w:p>
+      <w:pPr>
+        <w:pStyle w:val="Listenabsatz"/>
+        <w:numPr>
+          <w:ilvl w:val="0"/>
+          <w:numId w:val="41"/>
+        </w:numPr>
+        <w:rPr>
+          <w:lang w:val="en-US"/>
+        </w:rPr>
+      </w:pPr>
+      <w:r>
+        <w:rPr>
+          <w:lang w:val="en-US"/>
+        </w:rPr>
+        <w:t>Lectures and concepts that shaped your perspective on the case</w:t>
+      </w:r>
+    </w:p>
+    <w:p>
+      <w:pPr>
+        <w:pStyle w:val="Listenabsatz"/>
+        <w:numPr>
+          <w:ilvl w:val="0"/>
+          <w:numId w:val="41"/>
+        </w:numPr>
+        <w:rPr>
+          <w:lang w:val="en-US"/>
+        </w:rPr>
+      </w:pPr>
+      <w:r>
+        <w:rPr>
+          <w:lang w:val="en-US"/>
+        </w:rPr>
+        <w:t>Interim presentations</w:t>
+      </w:r>
+      <w:r>
+        <w:rPr>
+          <w:lang w:val="en-US"/>
+        </w:rPr>
+        <w:t xml:space="preserve">, </w:t>
+      </w:r>
+      <w:r>
+        <w:rPr>
+          <w:lang w:val="en-US"/>
+        </w:rPr>
+        <w:t>the feedback you received</w:t>
+      </w:r>
+      <w:r>
+        <w:rPr>
+          <w:lang w:val="en-US"/>
+        </w:rPr>
+        <w:t xml:space="preserve"> and how this shaped your thinking and case study.</w:t>
+      </w:r>
+    </w:p>
+    <w:p>
+      <w:pPr>
+        <w:pStyle w:val="Listenabsatz"/>
+        <w:numPr>
+          <w:ilvl w:val="0"/>
+          <w:numId w:val="41"/>
+        </w:numPr>
+        <w:rPr>
+          <w:lang w:val="en-US"/>
+        </w:rPr>
+      </w:pPr>
+      <w:r>
+        <w:rPr>
+          <w:lang w:val="en-US"/>
+        </w:rPr>
+        <w:t>Moments where you revised your problem framing, theoretical lens, or argument</w:t>
+      </w:r>
+    </w:p>
+    <w:p>
+      <w:pPr>
+        <w:pStyle w:val="Listenabsatz"/>
+        <w:numPr>
+          <w:ilvl w:val="0"/>
+          <w:numId w:val="41"/>
+        </w:numPr>
+        <w:rPr>
+          <w:lang w:val="en-US"/>
+        </w:rPr>
+      </w:pPr>
+      <w:r>
+        <w:rPr>
+          <w:lang w:val="en-US"/>
+        </w:rPr>
+        <w:t>Challenges encountered and how you addressed them</w:t>
+      </w:r>
+    </w:p>
+    <w:p>
+      <w:pPr>
+        <w:rPr>
+          <w:lang w:val="en-US" w:eastAsia="de-DE"/>
+        </w:rPr>
+      </w:pPr>
+      <w:r>
+        <w:rPr>
+          <w:lang w:val="en-US" w:eastAsia="de-DE"/>
+        </w:rPr>
+        <w:t>The goal is to demonstrate a transparent evolution of understanding, with clearly identified turning points. Entries do not need to be lengthy</w:t>
+      </w:r>
+      <w:r>
+        <w:rPr>
+          <w:lang w:val="en-US" w:eastAsia="de-DE"/>
+        </w:rPr>
+        <w:t xml:space="preserve">, but rather </w:t>
+      </w:r>
+      <w:r>
+        <w:rPr>
+          <w:lang w:val="en-US" w:eastAsia="de-DE"/>
+        </w:rPr>
+        <w:t>concise, honest reflections that show genuine engagement are more valuable than polished summaries.</w:t>
+      </w:r>
+    </w:p>
+    <w:p>
+      <w:pPr>
+        <w:pStyle w:val="berschrift1"/>
+        <w:rPr>
+          <w:lang w:val="en-US" w:eastAsia="de-DE"/>
+        </w:rPr>
+      </w:pPr>
+      <w:r>
+        <w:rPr>
+          <w:lang w:val="en-US" w:eastAsia="de-DE"/>
+        </w:rPr>
+        <w:t>Appendix C: Comparative reflection</w:t>
+      </w:r>
+    </w:p>
+    <w:p>
+      <w:pPr>
+        <w:rPr>
+          <w:lang w:val="en-US" w:eastAsia="de-DE"/>
+        </w:rPr>
+      </w:pPr>
+      <w:r>
+        <w:rPr>
+          <w:lang w:val="en-US" w:eastAsia="de-DE"/>
+        </w:rPr>
+        <w:t xml:space="preserve">This appendix documents how your case relates to the cases presented by at least two of your peers. You do not need to compare the </w:t>
+      </w:r>
+      <w:r>
+        <w:rPr>
+          <w:lang w:val="en-US" w:eastAsia="de-DE"/>
+        </w:rPr>
+        <w:t xml:space="preserve">two </w:t>
+      </w:r>
+      <w:r>
+        <w:rPr>
+          <w:lang w:val="en-US" w:eastAsia="de-DE"/>
+        </w:rPr>
+        <w:t xml:space="preserve">cases in their </w:t>
+      </w:r>
+      <w:proofErr w:type="gramStart"/>
+      <w:r>
+        <w:rPr>
+          <w:lang w:val="en-US" w:eastAsia="de-DE"/>
+        </w:rPr>
+        <w:t>entirety</w:t>
+      </w:r>
+      <w:r>
+        <w:rPr>
+          <w:lang w:val="en-US" w:eastAsia="de-DE"/>
+        </w:rPr>
+        <w:t>,</w:t>
+      </w:r>
+      <w:proofErr w:type="gramEnd"/>
+      <w:r>
+        <w:rPr>
+          <w:lang w:val="en-US" w:eastAsia="de-DE"/>
+        </w:rPr>
+        <w:t xml:space="preserve"> </w:t>
+      </w:r>
+      <w:r>
+        <w:rPr>
+          <w:lang w:val="en-US" w:eastAsia="de-DE"/>
+        </w:rPr>
+        <w:t xml:space="preserve">it is sufficient to focus on the most significant differences and commonalities that are meaningful </w:t>
+      </w:r>
+      <w:proofErr w:type="gramStart"/>
+      <w:r>
+        <w:rPr>
+          <w:lang w:val="en-US" w:eastAsia="de-DE"/>
+        </w:rPr>
+        <w:t>in light of</w:t>
+      </w:r>
+      <w:proofErr w:type="gramEnd"/>
+      <w:r>
+        <w:rPr>
+          <w:lang w:val="en-US" w:eastAsia="de-DE"/>
+        </w:rPr>
+        <w:t xml:space="preserve"> your own case.</w:t>
+      </w:r>
+    </w:p>
+    <w:p>
+      <w:pPr>
+        <w:rPr>
+          <w:lang w:val="en-US" w:eastAsia="de-DE"/>
+        </w:rPr>
+      </w:pPr>
+      <w:r>
+        <w:rPr>
+          <w:lang w:val="en-US" w:eastAsia="de-DE"/>
+        </w:rPr>
+        <w:t>Address the following:</w:t>
+      </w:r>
+    </w:p>
+    <w:p>
+      <w:pPr>
+        <w:pStyle w:val="Listenabsatz"/>
+        <w:numPr>
+          <w:ilvl w:val="0"/>
+          <w:numId w:val="41"/>
+        </w:numPr>
+        <w:rPr>
+          <w:lang w:val="en-US"/>
+        </w:rPr>
+      </w:pPr>
+      <w:r>
+        <w:rPr>
+          <w:lang w:val="en-US"/>
+        </w:rPr>
+        <w:t>Identify the most significant points of comparison (e.g., a shared challenge, a contrasting approach to implementation, a different industry context leading to a similar outcome)</w:t>
+      </w:r>
+    </w:p>
+    <w:p>
+      <w:pPr>
+        <w:pStyle w:val="Listenabsatz"/>
+        <w:numPr>
+          <w:ilvl w:val="0"/>
+          <w:numId w:val="41"/>
+        </w:numPr>
+        <w:rPr>
+          <w:lang w:val="en-US"/>
+        </w:rPr>
+      </w:pPr>
+      <w:r>
+        <w:rPr>
+          <w:lang w:val="en-US"/>
+        </w:rPr>
+        <w:t>Reflect on what these similarities and differences reveal about the mechanisms and conditions under which digital innovations succeed or fail</w:t>
+      </w:r>
+    </w:p>
+    <w:p>
+      <w:pPr>
+        <w:pStyle w:val="Listenabsatz"/>
+        <w:numPr>
+          <w:ilvl w:val="0"/>
+          <w:numId w:val="41"/>
+        </w:numPr>
+        <w:rPr>
+          <w:lang w:val="en-US"/>
+        </w:rPr>
+      </w:pPr>
+      <w:r>
+        <w:rPr>
+          <w:lang w:val="en-US"/>
+        </w:rPr>
+        <w:t>Derive at least one transferable insight — something that applies beyond your specific case and could inform practice or theory more broadly</w:t>
+      </w:r>
+    </w:p>
+    <w:p>
+      <w:pPr>
+        <w:pStyle w:val="berschrift1"/>
         <w:rPr>
           <w:shd w:val="clear" w:color="auto" w:fill="FFFFFF"/>
           <w:lang w:val="en-US" w:eastAsia="de-DE"/>
         </w:rPr>
-        <w:t xml:space="preserve"> A</w:t>
-      </w:r>
+      </w:pPr>
       <w:r>
         <w:rPr>
           <w:shd w:val="clear" w:color="auto" w:fill="FFFFFF"/>
           <w:lang w:val="en-US" w:eastAsia="de-DE"/>
         </w:rPr>
+        <w:lastRenderedPageBreak/>
+        <w:t xml:space="preserve">Appendix </w:t>
+      </w:r>
+      <w:r>
+        <w:rPr>
+          <w:shd w:val="clear" w:color="auto" w:fill="FFFFFF"/>
+          <w:lang w:val="en-US" w:eastAsia="de-DE"/>
+        </w:rPr>
+        <w:t>D</w:t>
+      </w:r>
+      <w:r>
+        <w:rPr>
+          <w:shd w:val="clear" w:color="auto" w:fill="FFFFFF"/>
+          <w:lang w:val="en-US" w:eastAsia="de-DE"/>
+        </w:rPr>
         <w:t>: Declaration on the use of GenAI tools</w:t>
       </w:r>
     </w:p>
@@ -1027,14 +1513,7 @@
           <w:color w:val="BFBFBF" w:themeColor="background1" w:themeShade="BF"/>
           <w:lang w:val="en-US" w:eastAsia="de-DE"/>
         </w:rPr>
-        <w:t>[</w:t>
-      </w:r>
-      <w:r>
-        <w:rPr>
-          <w:color w:val="BFBFBF" w:themeColor="background1" w:themeShade="BF"/>
-          <w:lang w:val="en-US" w:eastAsia="de-DE"/>
-        </w:rPr>
-        <w:t xml:space="preserve">If you have </w:t>
+        <w:t xml:space="preserve">[If you have </w:t>
       </w:r>
       <w:r>
         <w:rPr>
@@ -1049,63 +1528,49 @@
           <w:color w:val="BFBFBF" w:themeColor="background1" w:themeShade="BF"/>
           <w:lang w:val="en-US" w:eastAsia="de-DE"/>
         </w:rPr>
-        <w:t xml:space="preserve"> </w:t>
-      </w:r>
-      <w:r>
+        <w:t xml:space="preserve"> used GenAI keep the following sentence and delete the rest of the text.]</w:t>
+      </w:r>
+    </w:p>
+    <w:p>
+      <w:pPr>
+        <w:rPr>
+          <w:lang w:val="en-US" w:eastAsia="de-DE"/>
+        </w:rPr>
+      </w:pPr>
+      <w:r>
+        <w:rPr>
+          <w:lang w:val="en-US" w:eastAsia="de-DE"/>
+        </w:rPr>
+        <w:t>In the preparation of this paper, I have not used systems based on generative artificial intelligence (GenAI).</w:t>
+      </w:r>
+    </w:p>
+    <w:p>
+      <w:pPr>
         <w:rPr>
           <w:color w:val="BFBFBF" w:themeColor="background1" w:themeShade="BF"/>
           <w:lang w:val="en-US" w:eastAsia="de-DE"/>
         </w:rPr>
-        <w:t xml:space="preserve">used GenAI </w:t>
-      </w:r>
+      </w:pPr>
       <w:r>
         <w:rPr>
           <w:color w:val="BFBFBF" w:themeColor="background1" w:themeShade="BF"/>
           <w:lang w:val="en-US" w:eastAsia="de-DE"/>
         </w:rPr>
-        <w:t>keep the following sentence and delete the rest of the text.]</w:t>
-      </w:r>
-    </w:p>
-    <w:p>
-      <w:pPr>
-        <w:rPr>
-          <w:lang w:val="en-US" w:eastAsia="de-DE"/>
-        </w:rPr>
-      </w:pPr>
-      <w:r>
-        <w:rPr>
-          <w:lang w:val="en-US" w:eastAsia="de-DE"/>
-        </w:rPr>
-        <w:t>In the preparation of this paper, I have not used systems based on generative artificial intelligence (GenAI).</w:t>
-      </w:r>
-    </w:p>
-    <w:p>
-      <w:pPr>
+        <w:t>[If you have used GenAI complete the following declaration.</w:t>
+      </w:r>
+      <w:r>
         <w:rPr>
           <w:color w:val="BFBFBF" w:themeColor="background1" w:themeShade="BF"/>
           <w:lang w:val="en-US" w:eastAsia="de-DE"/>
         </w:rPr>
-      </w:pPr>
+        <w:t xml:space="preserve"> Delete this text</w:t>
+      </w:r>
       <w:r>
         <w:rPr>
           <w:color w:val="BFBFBF" w:themeColor="background1" w:themeShade="BF"/>
           <w:lang w:val="en-US" w:eastAsia="de-DE"/>
         </w:rPr>
-        <w:t>[</w:t>
-      </w:r>
-      <w:r>
-        <w:rPr>
-          <w:color w:val="BFBFBF" w:themeColor="background1" w:themeShade="BF"/>
-          <w:lang w:val="en-US" w:eastAsia="de-DE"/>
-        </w:rPr>
-        <w:t>If you have used GenAI complete the following declaration</w:t>
-      </w:r>
-      <w:r>
-        <w:rPr>
-          <w:color w:val="BFBFBF" w:themeColor="background1" w:themeShade="BF"/>
-          <w:lang w:val="en-US" w:eastAsia="de-DE"/>
-        </w:rPr>
-        <w:t>.]</w:t>
+        <w:t>]</w:t>
       </w:r>
     </w:p>
     <w:p>
@@ -1150,12 +1615,14 @@
           <w:lang w:val="en-US" w:eastAsia="de-DE"/>
         </w:rPr>
       </w:pPr>
+      <w:proofErr w:type="spellStart"/>
       <w:r>
         <w:rPr>
           <w:lang w:val="en-US" w:eastAsia="de-DE"/>
         </w:rPr>
         <w:t>DeeplWrite</w:t>
       </w:r>
+      <w:proofErr w:type="spellEnd"/>
     </w:p>
     <w:p>
       <w:pPr>
@@ -1176,7 +1643,21 @@
           <w:color w:val="BFBFBF" w:themeColor="background1" w:themeShade="BF"/>
           <w:lang w:val="en-US" w:eastAsia="de-DE"/>
         </w:rPr>
-        <w:t>List other systems if others where used.</w:t>
+        <w:t>Adapt the list above</w:t>
+      </w:r>
+      <w:r>
+        <w:rPr>
+          <w:color w:val="BFBFBF" w:themeColor="background1" w:themeShade="BF"/>
+          <w:lang w:val="en-US" w:eastAsia="de-DE"/>
+        </w:rPr>
+        <w:t>.</w:t>
+      </w:r>
+      <w:r>
+        <w:rPr>
+          <w:color w:val="BFBFBF" w:themeColor="background1" w:themeShade="BF"/>
+          <w:lang w:val="en-US" w:eastAsia="de-DE"/>
+        </w:rPr>
+        <w:t xml:space="preserve"> Delete this text</w:t>
       </w:r>
       <w:r>
         <w:rPr>
@@ -1218,14 +1699,7 @@
           <w:color w:val="000000" w:themeColor="text1"/>
           <w:lang w:val="en-US" w:eastAsia="de-DE"/>
         </w:rPr>
-        <w:t>I have labeled the content taken from the GenAI tools listed above with my details in the table below</w:t>
-      </w:r>
-      <w:r>
-        <w:rPr>
-          <w:color w:val="000000" w:themeColor="text1"/>
-          <w:lang w:val="en-US" w:eastAsia="de-DE"/>
-        </w:rPr>
-        <w:t>,</w:t>
+        <w:t>I have labeled the content taken from the GenAI tools listed above with my details in the table below,</w:t>
       </w:r>
     </w:p>
     <w:p>
@@ -1245,28 +1719,7 @@
           <w:color w:val="000000" w:themeColor="text1"/>
           <w:lang w:val="en-US" w:eastAsia="de-DE"/>
         </w:rPr>
-        <w:t>I have verified that the content generated by the above-mentioned GenAI tools and ad</w:t>
-      </w:r>
-      <w:r>
-        <w:rPr>
-          <w:color w:val="000000" w:themeColor="text1"/>
-          <w:lang w:val="en-US" w:eastAsia="de-DE"/>
-        </w:rPr>
-        <w:t>a</w:t>
-      </w:r>
-      <w:r>
-        <w:rPr>
-          <w:color w:val="000000" w:themeColor="text1"/>
-          <w:lang w:val="en-US" w:eastAsia="de-DE"/>
-        </w:rPr>
-        <w:t>pted by me is factually correct</w:t>
-      </w:r>
-      <w:r>
-        <w:rPr>
-          <w:color w:val="000000" w:themeColor="text1"/>
-          <w:lang w:val="en-US" w:eastAsia="de-DE"/>
-        </w:rPr>
-        <w:t>,</w:t>
+        <w:t>I have verified that the content generated by the above-mentioned GenAI tools and adapted by me is factually correct,</w:t>
       </w:r>
     </w:p>
     <w:p>
@@ -1286,14 +1739,7 @@
           <w:color w:val="000000" w:themeColor="text1"/>
           <w:lang w:val="en-US" w:eastAsia="de-DE"/>
         </w:rPr>
-        <w:t>I am aware that, as the author of this work, I am responsible for the information and the statements made in it</w:t>
-      </w:r>
-      <w:r>
-        <w:rPr>
-          <w:color w:val="000000" w:themeColor="text1"/>
-          <w:lang w:val="en-US" w:eastAsia="de-DE"/>
-        </w:rPr>
-        <w:t>, and</w:t>
+        <w:t>I am aware that, as the author of this work, I am responsible for the information and the statements made in it, and</w:t>
       </w:r>
     </w:p>
     <w:p>
@@ -1686,13 +2132,15 @@
                 <w:lang w:val="en-US" w:eastAsia="de-DE"/>
               </w:rPr>
             </w:pPr>
+            <w:proofErr w:type="spellStart"/>
             <w:r>
               <w:rPr>
                 <w:color w:val="000000" w:themeColor="text1"/>
                 <w:lang w:val="en-US" w:eastAsia="de-DE"/>
               </w:rPr>
-              <w:t>2</w:t>
+              <w:t>DeepL</w:t>
             </w:r>
+            <w:proofErr w:type="spellEnd"/>
           </w:p>
         </w:tc>
         <w:tc>
@@ -1856,8 +2304,6 @@
     </w:tbl>
     <w:p>
       <w:pPr>
-        <w:pStyle w:val="berschrift1"/>
-        <w:pageBreakBefore/>
         <w:rPr>
           <w:lang w:val="en-US"/>
         </w:rPr>
@@ -1878,7 +2324,7 @@
 </file>
 
 <file path=word/endnotes.xml><?xml version="1.0" encoding="utf-8"?>
-<w:endnotes xmlns:wpc="http://schemas.microsoft.com/office/word/2010/wordprocessingCanvas" xmlns:cx="http://schemas.microsoft.com/office/drawing/2014/chartex" xmlns:cx1="http://schemas.microsoft.com/office/drawing/2015/9/8/chartex" xmlns:cx2="http://schemas.microsoft.com/office/drawing/2015/10/21/chartex" xmlns:cx3="http://schemas.microsoft.com/office/drawing/2016/5/9/chartex" xmlns:cx4="http://schemas.microsoft.com/office/drawing/2016/5/10/chartex" xmlns:cx5="http://schemas.microsoft.com/office/drawing/2016/5/11/chartex" xmlns:cx6="http://schemas.microsoft.com/office/drawing/2016/5/12/chartex" xmlns:cx7="http://schemas.microsoft.com/office/drawing/2016/5/13/chartex" xmlns:cx8="http://schemas.microsoft.com/office/drawing/2016/5/14/chartex" xmlns:mc="http://schemas.openxmlformats.org/markup-compatibility/2006" xmlns:aink="http://schemas.microsoft.com/office/drawing/2016/ink" xmlns:am3d="http://schemas.microsoft.com/office/drawing/2017/model3d" xmlns:o="urn:schemas-microsoft-com:office:office" xmlns:oel="http://schemas.microsoft.com/office/2019/extlst" xmlns:r="http://schemas.openxmlformats.org/officeDocument/2006/relationships" xmlns:m="http://schemas.openxmlformats.org/officeDocument/2006/math" xmlns:v="urn:schemas-microsoft-com:vml" xmlns:wp14="http://schemas.microsoft.com/office/word/2010/wordprocessingDrawing" xmlns:wp="http://schemas.openxmlformats.org/drawingml/2006/wordprocessingDrawing" xmlns:w10="urn:schemas-microsoft-com:office:word" xmlns:w="http://schemas.openxmlformats.org/wordprocessingml/2006/main" xmlns:w14="http://schemas.microsoft.com/office/word/2010/wordml" xmlns:w15="http://schemas.microsoft.com/office/word/2012/wordml" xmlns:w16cex="http://schemas.microsoft.com/office/word/2018/wordml/cex" xmlns:w16cid="http://schemas.microsoft.com/office/word/2016/wordml/cid" xmlns:w16="http://schemas.microsoft.com/office/word/2018/wordml" xmlns:w16du="http://schemas.microsoft.com/office/word/2023/wordml/word16du" xmlns:w16sdtdh="http://schemas.microsoft.com/office/word/2020/wordml/sdtdatahash" xmlns:w16se="http://schemas.microsoft.com/office/word/2015/wordml/symex" xmlns:wpg="http://schemas.microsoft.com/office/word/2010/wordprocessingGroup" xmlns:wpi="http://schemas.microsoft.com/office/word/2010/wordprocessingInk" xmlns:wne="http://schemas.microsoft.com/office/word/2006/wordml" xmlns:wps="http://schemas.microsoft.com/office/word/2010/wordprocessingShape" mc:Ignorable="w14 w15 w16se w16cid w16 w16cex w16sdtdh w16du wp14">
+<w:endnotes xmlns:wpc="http://schemas.microsoft.com/office/word/2010/wordprocessingCanvas" xmlns:cx="http://schemas.microsoft.com/office/drawing/2014/chartex" xmlns:cx1="http://schemas.microsoft.com/office/drawing/2015/9/8/chartex" xmlns:cx2="http://schemas.microsoft.com/office/drawing/2015/10/21/chartex" xmlns:cx3="http://schemas.microsoft.com/office/drawing/2016/5/9/chartex" xmlns:cx4="http://schemas.microsoft.com/office/drawing/2016/5/10/chartex" xmlns:cx5="http://schemas.microsoft.com/office/drawing/2016/5/11/chartex" xmlns:cx6="http://schemas.microsoft.com/office/drawing/2016/5/12/chartex" xmlns:cx7="http://schemas.microsoft.com/office/drawing/2016/5/13/chartex" xmlns:cx8="http://schemas.microsoft.com/office/drawing/2016/5/14/chartex" xmlns:mc="http://schemas.openxmlformats.org/markup-compatibility/2006" xmlns:aink="http://schemas.microsoft.com/office/drawing/2016/ink" xmlns:am3d="http://schemas.microsoft.com/office/drawing/2017/model3d" xmlns:o="urn:schemas-microsoft-com:office:office" xmlns:oel="http://schemas.microsoft.com/office/2019/extlst" xmlns:r="http://schemas.openxmlformats.org/officeDocument/2006/relationships" xmlns:m="http://schemas.openxmlformats.org/officeDocument/2006/math" xmlns:v="urn:schemas-microsoft-com:vml" xmlns:wp14="http://schemas.microsoft.com/office/word/2010/wordprocessingDrawing" xmlns:wp="http://schemas.openxmlformats.org/drawingml/2006/wordprocessingDrawing" xmlns:w10="urn:schemas-microsoft-com:office:word" xmlns:w="http://schemas.openxmlformats.org/wordprocessingml/2006/main" xmlns:w14="http://schemas.microsoft.com/office/word/2010/wordml" xmlns:w15="http://schemas.microsoft.com/office/word/2012/wordml" xmlns:w16cex="http://schemas.microsoft.com/office/word/2018/wordml/cex" xmlns:w16cid="http://schemas.microsoft.com/office/word/2016/wordml/cid" xmlns:w16="http://schemas.microsoft.com/office/word/2018/wordml" xmlns:w16du="http://schemas.microsoft.com/office/word/2023/wordml/word16du" xmlns:w16sdtdh="http://schemas.microsoft.com/office/word/2020/wordml/sdtdatahash" xmlns:w16sdtfl="http://schemas.microsoft.com/office/word/2024/wordml/sdtformatlock" xmlns:w16se="http://schemas.microsoft.com/office/word/2015/wordml/symex" xmlns:wpg="http://schemas.microsoft.com/office/word/2010/wordprocessingGroup" xmlns:wpi="http://schemas.microsoft.com/office/word/2010/wordprocessingInk" xmlns:wne="http://schemas.microsoft.com/office/word/2006/wordml" xmlns:wps="http://schemas.microsoft.com/office/word/2010/wordprocessingShape" mc:Ignorable="w14 w15 w16se w16cid w16 w16cex w16sdtdh w16sdtfl w16du wp14">
   <w:endnote w:type="separator" w:id="-1">
     <w:p>
       <w:pPr>
@@ -1910,7 +2356,7 @@
 </file>
 
 <file path=word/footer1.xml><?xml version="1.0" encoding="utf-8"?>
-<w:ftr xmlns:wpc="http://schemas.microsoft.com/office/word/2010/wordprocessingCanvas" xmlns:cx="http://schemas.microsoft.com/office/drawing/2014/chartex" xmlns:cx1="http://schemas.microsoft.com/office/drawing/2015/9/8/chartex" xmlns:cx2="http://schemas.microsoft.com/office/drawing/2015/10/21/chartex" xmlns:cx3="http://schemas.microsoft.com/office/drawing/2016/5/9/chartex" xmlns:cx4="http://schemas.microsoft.com/office/drawing/2016/5/10/chartex" xmlns:cx5="http://schemas.microsoft.com/office/drawing/2016/5/11/chartex" xmlns:cx6="http://schemas.microsoft.com/office/drawing/2016/5/12/chartex" xmlns:cx7="http://schemas.microsoft.com/office/drawing/2016/5/13/chartex" xmlns:cx8="http://schemas.microsoft.com/office/drawing/2016/5/14/chartex" xmlns:mc="http://schemas.openxmlformats.org/markup-compatibility/2006" xmlns:aink="http://schemas.microsoft.com/office/drawing/2016/ink" xmlns:am3d="http://schemas.microsoft.com/office/drawing/2017/model3d" xmlns:o="urn:schemas-microsoft-com:office:office" xmlns:oel="http://schemas.microsoft.com/office/2019/extlst" xmlns:r="http://schemas.openxmlformats.org/officeDocument/2006/relationships" xmlns:m="http://schemas.openxmlformats.org/officeDocument/2006/math" xmlns:v="urn:schemas-microsoft-com:vml" xmlns:wp14="http://schemas.microsoft.com/office/word/2010/wordprocessingDrawing" xmlns:wp="http://schemas.openxmlformats.org/drawingml/2006/wordprocessingDrawing" xmlns:w10="urn:schemas-microsoft-com:office:word" xmlns:w="http://schemas.openxmlformats.org/wordprocessingml/2006/main" xmlns:w14="http://schemas.microsoft.com/office/word/2010/wordml" xmlns:w15="http://schemas.microsoft.com/office/word/2012/wordml" xmlns:w16cex="http://schemas.microsoft.com/office/word/2018/wordml/cex" xmlns:w16cid="http://schemas.microsoft.com/office/word/2016/wordml/cid" xmlns:w16="http://schemas.microsoft.com/office/word/2018/wordml" xmlns:w16du="http://schemas.microsoft.com/office/word/2023/wordml/word16du" xmlns:w16sdtdh="http://schemas.microsoft.com/office/word/2020/wordml/sdtdatahash" xmlns:w16se="http://schemas.microsoft.com/office/word/2015/wordml/symex" xmlns:wpg="http://schemas.microsoft.com/office/word/2010/wordprocessingGroup" xmlns:wpi="http://schemas.microsoft.com/office/word/2010/wordprocessingInk" xmlns:wne="http://schemas.microsoft.com/office/word/2006/wordml" xmlns:wps="http://schemas.microsoft.com/office/word/2010/wordprocessingShape" mc:Ignorable="w14 w15 w16se w16cid w16 w16cex w16sdtdh w16du wp14">
+<w:ftr xmlns:wpc="http://schemas.microsoft.com/office/word/2010/wordprocessingCanvas" xmlns:cx="http://schemas.microsoft.com/office/drawing/2014/chartex" xmlns:cx1="http://schemas.microsoft.com/office/drawing/2015/9/8/chartex" xmlns:cx2="http://schemas.microsoft.com/office/drawing/2015/10/21/chartex" xmlns:cx3="http://schemas.microsoft.com/office/drawing/2016/5/9/chartex" xmlns:cx4="http://schemas.microsoft.com/office/drawing/2016/5/10/chartex" xmlns:cx5="http://schemas.microsoft.com/office/drawing/2016/5/11/chartex" xmlns:cx6="http://schemas.microsoft.com/office/drawing/2016/5/12/chartex" xmlns:cx7="http://schemas.microsoft.com/office/drawing/2016/5/13/chartex" xmlns:cx8="http://schemas.microsoft.com/office/drawing/2016/5/14/chartex" xmlns:mc="http://schemas.openxmlformats.org/markup-compatibility/2006" xmlns:aink="http://schemas.microsoft.com/office/drawing/2016/ink" xmlns:am3d="http://schemas.microsoft.com/office/drawing/2017/model3d" xmlns:o="urn:schemas-microsoft-com:office:office" xmlns:oel="http://schemas.microsoft.com/office/2019/extlst" xmlns:r="http://schemas.openxmlformats.org/officeDocument/2006/relationships" xmlns:m="http://schemas.openxmlformats.org/officeDocument/2006/math" xmlns:v="urn:schemas-microsoft-com:vml" xmlns:wp14="http://schemas.microsoft.com/office/word/2010/wordprocessingDrawing" xmlns:wp="http://schemas.openxmlformats.org/drawingml/2006/wordprocessingDrawing" xmlns:w10="urn:schemas-microsoft-com:office:word" xmlns:w="http://schemas.openxmlformats.org/wordprocessingml/2006/main" xmlns:w14="http://schemas.microsoft.com/office/word/2010/wordml" xmlns:w15="http://schemas.microsoft.com/office/word/2012/wordml" xmlns:w16cex="http://schemas.microsoft.com/office/word/2018/wordml/cex" xmlns:w16cid="http://schemas.microsoft.com/office/word/2016/wordml/cid" xmlns:w16="http://schemas.microsoft.com/office/word/2018/wordml" xmlns:w16du="http://schemas.microsoft.com/office/word/2023/wordml/word16du" xmlns:w16sdtdh="http://schemas.microsoft.com/office/word/2020/wordml/sdtdatahash" xmlns:w16sdtfl="http://schemas.microsoft.com/office/word/2024/wordml/sdtformatlock" xmlns:w16se="http://schemas.microsoft.com/office/word/2015/wordml/symex" xmlns:wpg="http://schemas.microsoft.com/office/word/2010/wordprocessingGroup" xmlns:wpi="http://schemas.microsoft.com/office/word/2010/wordprocessingInk" xmlns:wne="http://schemas.microsoft.com/office/word/2006/wordml" xmlns:wps="http://schemas.microsoft.com/office/word/2010/wordprocessingShape" mc:Ignorable="w14 w15 w16se w16cid w16 w16cex w16sdtdh w16sdtfl w16du wp14">
   <w:p>
     <w:pPr>
       <w:pStyle w:val="Fuzeile"/>
@@ -2058,7 +2504,7 @@
 </file>
 
 <file path=word/footnotes.xml><?xml version="1.0" encoding="utf-8"?>
-<w:footnotes xmlns:wpc="http://schemas.microsoft.com/office/word/2010/wordprocessingCanvas" xmlns:cx="http://schemas.microsoft.com/office/drawing/2014/chartex" xmlns:cx1="http://schemas.microsoft.com/office/drawing/2015/9/8/chartex" xmlns:cx2="http://schemas.microsoft.com/office/drawing/2015/10/21/chartex" xmlns:cx3="http://schemas.microsoft.com/office/drawing/2016/5/9/chartex" xmlns:cx4="http://schemas.microsoft.com/office/drawing/2016/5/10/chartex" xmlns:cx5="http://schemas.microsoft.com/office/drawing/2016/5/11/chartex" xmlns:cx6="http://schemas.microsoft.com/office/drawing/2016/5/12/chartex" xmlns:cx7="http://schemas.microsoft.com/office/drawing/2016/5/13/chartex" xmlns:cx8="http://schemas.microsoft.com/office/drawing/2016/5/14/chartex" xmlns:mc="http://schemas.openxmlformats.org/markup-compatibility/2006" xmlns:aink="http://schemas.microsoft.com/office/drawing/2016/ink" xmlns:am3d="http://schemas.microsoft.com/office/drawing/2017/model3d" xmlns:o="urn:schemas-microsoft-com:office:office" xmlns:oel="http://schemas.microsoft.com/office/2019/extlst" xmlns:r="http://schemas.openxmlformats.org/officeDocument/2006/relationships" xmlns:m="http://schemas.openxmlformats.org/officeDocument/2006/math" xmlns:v="urn:schemas-microsoft-com:vml" xmlns:wp14="http://schemas.microsoft.com/office/word/2010/wordprocessingDrawing" xmlns:wp="http://schemas.openxmlformats.org/drawingml/2006/wordprocessingDrawing" xmlns:w10="urn:schemas-microsoft-com:office:word" xmlns:w="http://schemas.openxmlformats.org/wordprocessingml/2006/main" xmlns:w14="http://schemas.microsoft.com/office/word/2010/wordml" xmlns:w15="http://schemas.microsoft.com/office/word/2012/wordml" xmlns:w16cex="http://schemas.microsoft.com/office/word/2018/wordml/cex" xmlns:w16cid="http://schemas.microsoft.com/office/word/2016/wordml/cid" xmlns:w16="http://schemas.microsoft.com/office/word/2018/wordml" xmlns:w16du="http://schemas.microsoft.com/office/word/2023/wordml/word16du" xmlns:w16sdtdh="http://schemas.microsoft.com/office/word/2020/wordml/sdtdatahash" xmlns:w16se="http://schemas.microsoft.com/office/word/2015/wordml/symex" xmlns:wpg="http://schemas.microsoft.com/office/word/2010/wordprocessingGroup" xmlns:wpi="http://schemas.microsoft.com/office/word/2010/wordprocessingInk" xmlns:wne="http://schemas.microsoft.com/office/word/2006/wordml" xmlns:wps="http://schemas.microsoft.com/office/word/2010/wordprocessingShape" mc:Ignorable="w14 w15 w16se w16cid w16 w16cex w16sdtdh w16du wp14">
+<w:footnotes xmlns:wpc="http://schemas.microsoft.com/office/word/2010/wordprocessingCanvas" xmlns:cx="http://schemas.microsoft.com/office/drawing/2014/chartex" xmlns:cx1="http://schemas.microsoft.com/office/drawing/2015/9/8/chartex" xmlns:cx2="http://schemas.microsoft.com/office/drawing/2015/10/21/chartex" xmlns:cx3="http://schemas.microsoft.com/office/drawing/2016/5/9/chartex" xmlns:cx4="http://schemas.microsoft.com/office/drawing/2016/5/10/chartex" xmlns:cx5="http://schemas.microsoft.com/office/drawing/2016/5/11/chartex" xmlns:cx6="http://schemas.microsoft.com/office/drawing/2016/5/12/chartex" xmlns:cx7="http://schemas.microsoft.com/office/drawing/2016/5/13/chartex" xmlns:cx8="http://schemas.microsoft.com/office/drawing/2016/5/14/chartex" xmlns:mc="http://schemas.openxmlformats.org/markup-compatibility/2006" xmlns:aink="http://schemas.microsoft.com/office/drawing/2016/ink" xmlns:am3d="http://schemas.microsoft.com/office/drawing/2017/model3d" xmlns:o="urn:schemas-microsoft-com:office:office" xmlns:oel="http://schemas.microsoft.com/office/2019/extlst" xmlns:r="http://schemas.openxmlformats.org/officeDocument/2006/relationships" xmlns:m="http://schemas.openxmlformats.org/officeDocument/2006/math" xmlns:v="urn:schemas-microsoft-com:vml" xmlns:wp14="http://schemas.microsoft.com/office/word/2010/wordprocessingDrawing" xmlns:wp="http://schemas.openxmlformats.org/drawingml/2006/wordprocessingDrawing" xmlns:w10="urn:schemas-microsoft-com:office:word" xmlns:w="http://schemas.openxmlformats.org/wordprocessingml/2006/main" xmlns:w14="http://schemas.microsoft.com/office/word/2010/wordml" xmlns:w15="http://schemas.microsoft.com/office/word/2012/wordml" xmlns:w16cex="http://schemas.microsoft.com/office/word/2018/wordml/cex" xmlns:w16cid="http://schemas.microsoft.com/office/word/2016/wordml/cid" xmlns:w16="http://schemas.microsoft.com/office/word/2018/wordml" xmlns:w16du="http://schemas.microsoft.com/office/word/2023/wordml/word16du" xmlns:w16sdtdh="http://schemas.microsoft.com/office/word/2020/wordml/sdtdatahash" xmlns:w16sdtfl="http://schemas.microsoft.com/office/word/2024/wordml/sdtformatlock" xmlns:w16se="http://schemas.microsoft.com/office/word/2015/wordml/symex" xmlns:wpg="http://schemas.microsoft.com/office/word/2010/wordprocessingGroup" xmlns:wpi="http://schemas.microsoft.com/office/word/2010/wordprocessingInk" xmlns:wne="http://schemas.microsoft.com/office/word/2006/wordml" xmlns:wps="http://schemas.microsoft.com/office/word/2010/wordprocessingShape" mc:Ignorable="w14 w15 w16se w16cid w16 w16cex w16sdtdh w16sdtfl w16du wp14">
   <w:footnote w:type="separator" w:id="-1">
     <w:p>
       <w:pPr>
@@ -2090,7 +2536,7 @@
 </file>
 
 <file path=word/header1.xml><?xml version="1.0" encoding="utf-8"?>
-<w:hdr xmlns:wpc="http://schemas.microsoft.com/office/word/2010/wordprocessingCanvas" xmlns:cx="http://schemas.microsoft.com/office/drawing/2014/chartex" xmlns:cx1="http://schemas.microsoft.com/office/drawing/2015/9/8/chartex" xmlns:cx2="http://schemas.microsoft.com/office/drawing/2015/10/21/chartex" xmlns:cx3="http://schemas.microsoft.com/office/drawing/2016/5/9/chartex" xmlns:cx4="http://schemas.microsoft.com/office/drawing/2016/5/10/chartex" xmlns:cx5="http://schemas.microsoft.com/office/drawing/2016/5/11/chartex" xmlns:cx6="http://schemas.microsoft.com/office/drawing/2016/5/12/chartex" xmlns:cx7="http://schemas.microsoft.com/office/drawing/2016/5/13/chartex" xmlns:cx8="http://schemas.microsoft.com/office/drawing/2016/5/14/chartex" xmlns:mc="http://schemas.openxmlformats.org/markup-compatibility/2006" xmlns:aink="http://schemas.microsoft.com/office/drawing/2016/ink" xmlns:am3d="http://schemas.microsoft.com/office/drawing/2017/model3d" xmlns:o="urn:schemas-microsoft-com:office:office" xmlns:oel="http://schemas.microsoft.com/office/2019/extlst" xmlns:r="http://schemas.openxmlformats.org/officeDocument/2006/relationships" xmlns:m="http://schemas.openxmlformats.org/officeDocument/2006/math" xmlns:v="urn:schemas-microsoft-com:vml" xmlns:wp14="http://schemas.microsoft.com/office/word/2010/wordprocessingDrawing" xmlns:wp="http://schemas.openxmlformats.org/drawingml/2006/wordprocessingDrawing" xmlns:w10="urn:schemas-microsoft-com:office:word" xmlns:w="http://schemas.openxmlformats.org/wordprocessingml/2006/main" xmlns:w14="http://schemas.microsoft.com/office/word/2010/wordml" xmlns:w15="http://schemas.microsoft.com/office/word/2012/wordml" xmlns:w16cex="http://schemas.microsoft.com/office/word/2018/wordml/cex" xmlns:w16cid="http://schemas.microsoft.com/office/word/2016/wordml/cid" xmlns:w16="http://schemas.microsoft.com/office/word/2018/wordml" xmlns:w16du="http://schemas.microsoft.com/office/word/2023/wordml/word16du" xmlns:w16sdtdh="http://schemas.microsoft.com/office/word/2020/wordml/sdtdatahash" xmlns:w16se="http://schemas.microsoft.com/office/word/2015/wordml/symex" xmlns:wpg="http://schemas.microsoft.com/office/word/2010/wordprocessingGroup" xmlns:wpi="http://schemas.microsoft.com/office/word/2010/wordprocessingInk" xmlns:wne="http://schemas.microsoft.com/office/word/2006/wordml" xmlns:wps="http://schemas.microsoft.com/office/word/2010/wordprocessingShape" mc:Ignorable="w14 w15 w16se w16cid w16 w16cex w16sdtdh w16du wp14">
+<w:hdr xmlns:wpc="http://schemas.microsoft.com/office/word/2010/wordprocessingCanvas" xmlns:cx="http://schemas.microsoft.com/office/drawing/2014/chartex" xmlns:cx1="http://schemas.microsoft.com/office/drawing/2015/9/8/chartex" xmlns:cx2="http://schemas.microsoft.com/office/drawing/2015/10/21/chartex" xmlns:cx3="http://schemas.microsoft.com/office/drawing/2016/5/9/chartex" xmlns:cx4="http://schemas.microsoft.com/office/drawing/2016/5/10/chartex" xmlns:cx5="http://schemas.microsoft.com/office/drawing/2016/5/11/chartex" xmlns:cx6="http://schemas.microsoft.com/office/drawing/2016/5/12/chartex" xmlns:cx7="http://schemas.microsoft.com/office/drawing/2016/5/13/chartex" xmlns:cx8="http://schemas.microsoft.com/office/drawing/2016/5/14/chartex" xmlns:mc="http://schemas.openxmlformats.org/markup-compatibility/2006" xmlns:aink="http://schemas.microsoft.com/office/drawing/2016/ink" xmlns:am3d="http://schemas.microsoft.com/office/drawing/2017/model3d" xmlns:o="urn:schemas-microsoft-com:office:office" xmlns:oel="http://schemas.microsoft.com/office/2019/extlst" xmlns:r="http://schemas.openxmlformats.org/officeDocument/2006/relationships" xmlns:m="http://schemas.openxmlformats.org/officeDocument/2006/math" xmlns:v="urn:schemas-microsoft-com:vml" xmlns:wp14="http://schemas.microsoft.com/office/word/2010/wordprocessingDrawing" xmlns:wp="http://schemas.openxmlformats.org/drawingml/2006/wordprocessingDrawing" xmlns:w10="urn:schemas-microsoft-com:office:word" xmlns:w="http://schemas.openxmlformats.org/wordprocessingml/2006/main" xmlns:w14="http://schemas.microsoft.com/office/word/2010/wordml" xmlns:w15="http://schemas.microsoft.com/office/word/2012/wordml" xmlns:w16cex="http://schemas.microsoft.com/office/word/2018/wordml/cex" xmlns:w16cid="http://schemas.microsoft.com/office/word/2016/wordml/cid" xmlns:w16="http://schemas.microsoft.com/office/word/2018/wordml" xmlns:w16du="http://schemas.microsoft.com/office/word/2023/wordml/word16du" xmlns:w16sdtdh="http://schemas.microsoft.com/office/word/2020/wordml/sdtdatahash" xmlns:w16sdtfl="http://schemas.microsoft.com/office/word/2024/wordml/sdtformatlock" xmlns:w16se="http://schemas.microsoft.com/office/word/2015/wordml/symex" xmlns:wpg="http://schemas.microsoft.com/office/word/2010/wordprocessingGroup" xmlns:wpi="http://schemas.microsoft.com/office/word/2010/wordprocessingInk" xmlns:wne="http://schemas.microsoft.com/office/word/2006/wordml" xmlns:wps="http://schemas.microsoft.com/office/word/2010/wordprocessingShape" mc:Ignorable="w14 w15 w16se w16cid w16 w16cex w16sdtdh w16sdtfl w16du wp14">
   <w:p>
     <w:pPr>
       <w:pStyle w:val="Kopfzeile"/>
@@ -2113,7 +2559,7 @@
 </file>
 
 <file path=word/header2.xml><?xml version="1.0" encoding="utf-8"?>
-<w:hdr xmlns:wpc="http://schemas.microsoft.com/office/word/2010/wordprocessingCanvas" xmlns:cx="http://schemas.microsoft.com/office/drawing/2014/chartex" xmlns:cx1="http://schemas.microsoft.com/office/drawing/2015/9/8/chartex" xmlns:cx2="http://schemas.microsoft.com/office/drawing/2015/10/21/chartex" xmlns:cx3="http://schemas.microsoft.com/office/drawing/2016/5/9/chartex" xmlns:cx4="http://schemas.microsoft.com/office/drawing/2016/5/10/chartex" xmlns:cx5="http://schemas.microsoft.com/office/drawing/2016/5/11/chartex" xmlns:cx6="http://schemas.microsoft.com/office/drawing/2016/5/12/chartex" xmlns:cx7="http://schemas.microsoft.com/office/drawing/2016/5/13/chartex" xmlns:cx8="http://schemas.microsoft.com/office/drawing/2016/5/14/chartex" xmlns:mc="http://schemas.openxmlformats.org/markup-compatibility/2006" xmlns:aink="http://schemas.microsoft.com/office/drawing/2016/ink" xmlns:am3d="http://schemas.microsoft.com/office/drawing/2017/model3d" xmlns:o="urn:schemas-microsoft-com:office:office" xmlns:oel="http://schemas.microsoft.com/office/2019/extlst" xmlns:r="http://schemas.openxmlformats.org/officeDocument/2006/relationships" xmlns:m="http://schemas.openxmlformats.org/officeDocument/2006/math" xmlns:v="urn:schemas-microsoft-com:vml" xmlns:wp14="http://schemas.microsoft.com/office/word/2010/wordprocessingDrawing" xmlns:wp="http://schemas.openxmlformats.org/drawingml/2006/wordprocessingDrawing" xmlns:w10="urn:schemas-microsoft-com:office:word" xmlns:w="http://schemas.openxmlformats.org/wordprocessingml/2006/main" xmlns:w14="http://schemas.microsoft.com/office/word/2010/wordml" xmlns:w15="http://schemas.microsoft.com/office/word/2012/wordml" xmlns:w16cex="http://schemas.microsoft.com/office/word/2018/wordml/cex" xmlns:w16cid="http://schemas.microsoft.com/office/word/2016/wordml/cid" xmlns:w16="http://schemas.microsoft.com/office/word/2018/wordml" xmlns:w16du="http://schemas.microsoft.com/office/word/2023/wordml/word16du" xmlns:w16sdtdh="http://schemas.microsoft.com/office/word/2020/wordml/sdtdatahash" xmlns:w16se="http://schemas.microsoft.com/office/word/2015/wordml/symex" xmlns:wpg="http://schemas.microsoft.com/office/word/2010/wordprocessingGroup" xmlns:wpi="http://schemas.microsoft.com/office/word/2010/wordprocessingInk" xmlns:wne="http://schemas.microsoft.com/office/word/2006/wordml" xmlns:wps="http://schemas.microsoft.com/office/word/2010/wordprocessingShape" mc:Ignorable="w14 w15 w16se w16cid w16 w16cex w16sdtdh w16du wp14">
+<w:hdr xmlns:wpc="http://schemas.microsoft.com/office/word/2010/wordprocessingCanvas" xmlns:cx="http://schemas.microsoft.com/office/drawing/2014/chartex" xmlns:cx1="http://schemas.microsoft.com/office/drawing/2015/9/8/chartex" xmlns:cx2="http://schemas.microsoft.com/office/drawing/2015/10/21/chartex" xmlns:cx3="http://schemas.microsoft.com/office/drawing/2016/5/9/chartex" xmlns:cx4="http://schemas.microsoft.com/office/drawing/2016/5/10/chartex" xmlns:cx5="http://schemas.microsoft.com/office/drawing/2016/5/11/chartex" xmlns:cx6="http://schemas.microsoft.com/office/drawing/2016/5/12/chartex" xmlns:cx7="http://schemas.microsoft.com/office/drawing/2016/5/13/chartex" xmlns:cx8="http://schemas.microsoft.com/office/drawing/2016/5/14/chartex" xmlns:mc="http://schemas.openxmlformats.org/markup-compatibility/2006" xmlns:aink="http://schemas.microsoft.com/office/drawing/2016/ink" xmlns:am3d="http://schemas.microsoft.com/office/drawing/2017/model3d" xmlns:o="urn:schemas-microsoft-com:office:office" xmlns:oel="http://schemas.microsoft.com/office/2019/extlst" xmlns:r="http://schemas.openxmlformats.org/officeDocument/2006/relationships" xmlns:m="http://schemas.openxmlformats.org/officeDocument/2006/math" xmlns:v="urn:schemas-microsoft-com:vml" xmlns:wp14="http://schemas.microsoft.com/office/word/2010/wordprocessingDrawing" xmlns:wp="http://schemas.openxmlformats.org/drawingml/2006/wordprocessingDrawing" xmlns:w10="urn:schemas-microsoft-com:office:word" xmlns:w="http://schemas.openxmlformats.org/wordprocessingml/2006/main" xmlns:w14="http://schemas.microsoft.com/office/word/2010/wordml" xmlns:w15="http://schemas.microsoft.com/office/word/2012/wordml" xmlns:w16cex="http://schemas.microsoft.com/office/word/2018/wordml/cex" xmlns:w16cid="http://schemas.microsoft.com/office/word/2016/wordml/cid" xmlns:w16="http://schemas.microsoft.com/office/word/2018/wordml" xmlns:w16du="http://schemas.microsoft.com/office/word/2023/wordml/word16du" xmlns:w16sdtdh="http://schemas.microsoft.com/office/word/2020/wordml/sdtdatahash" xmlns:w16sdtfl="http://schemas.microsoft.com/office/word/2024/wordml/sdtformatlock" xmlns:w16se="http://schemas.microsoft.com/office/word/2015/wordml/symex" xmlns:wpg="http://schemas.microsoft.com/office/word/2010/wordprocessingGroup" xmlns:wpi="http://schemas.microsoft.com/office/word/2010/wordprocessingInk" xmlns:wne="http://schemas.microsoft.com/office/word/2006/wordml" xmlns:wps="http://schemas.microsoft.com/office/word/2010/wordprocessingShape" mc:Ignorable="w14 w15 w16se w16cid w16 w16cex w16sdtdh w16sdtfl w16du wp14">
   <w:p>
     <w:pPr>
       <w:pStyle w:val="Kopfzeile"/>
@@ -2250,12 +2696,21 @@
       </w:rPr>
       <w:t xml:space="preserve">Case Study — </w:t>
     </w:r>
+    <w:proofErr w:type="gramStart"/>
     <w:r>
       <w:rPr>
         <w:sz w:val="16"/>
         <w:szCs w:val="16"/>
       </w:rPr>
-      <w:t xml:space="preserve">Digital Innovation in </w:t>
+      <w:t>Digital Innovation</w:t>
+    </w:r>
+    <w:proofErr w:type="gramEnd"/>
+    <w:r>
+      <w:rPr>
+        <w:sz w:val="16"/>
+        <w:szCs w:val="16"/>
+      </w:rPr>
+      <w:t xml:space="preserve"> in </w:t>
     </w:r>
     <w:r>
       <w:rPr>
@@ -2269,7 +2724,7 @@
 </file>
 
 <file path=word/numbering.xml><?xml version="1.0" encoding="utf-8"?>
-<w:numbering xmlns:wpc="http://schemas.microsoft.com/office/word/2010/wordprocessingCanvas" xmlns:cx="http://schemas.microsoft.com/office/drawing/2014/chartex" xmlns:cx1="http://schemas.microsoft.com/office/drawing/2015/9/8/chartex" xmlns:cx2="http://schemas.microsoft.com/office/drawing/2015/10/21/chartex" xmlns:cx3="http://schemas.microsoft.com/office/drawing/2016/5/9/chartex" xmlns:cx4="http://schemas.microsoft.com/office/drawing/2016/5/10/chartex" xmlns:cx5="http://schemas.microsoft.com/office/drawing/2016/5/11/chartex" xmlns:cx6="http://schemas.microsoft.com/office/drawing/2016/5/12/chartex" xmlns:cx7="http://schemas.microsoft.com/office/drawing/2016/5/13/chartex" xmlns:cx8="http://schemas.microsoft.com/office/drawing/2016/5/14/chartex" xmlns:mc="http://schemas.openxmlformats.org/markup-compatibility/2006" xmlns:aink="http://schemas.microsoft.com/office/drawing/2016/ink" xmlns:am3d="http://schemas.microsoft.com/office/drawing/2017/model3d" xmlns:o="urn:schemas-microsoft-com:office:office" xmlns:oel="http://schemas.microsoft.com/office/2019/extlst" xmlns:r="http://schemas.openxmlformats.org/officeDocument/2006/relationships" xmlns:m="http://schemas.openxmlformats.org/officeDocument/2006/math" xmlns:v="urn:schemas-microsoft-com:vml" xmlns:wp14="http://schemas.microsoft.com/office/word/2010/wordprocessingDrawing" xmlns:wp="http://schemas.openxmlformats.org/drawingml/2006/wordprocessingDrawing" xmlns:w10="urn:schemas-microsoft-com:office:word" xmlns:w="http://schemas.openxmlformats.org/wordprocessingml/2006/main" xmlns:w14="http://schemas.microsoft.com/office/word/2010/wordml" xmlns:w15="http://schemas.microsoft.com/office/word/2012/wordml" xmlns:w16cex="http://schemas.microsoft.com/office/word/2018/wordml/cex" xmlns:w16cid="http://schemas.microsoft.com/office/word/2016/wordml/cid" xmlns:w16="http://schemas.microsoft.com/office/word/2018/wordml" xmlns:w16du="http://schemas.microsoft.com/office/word/2023/wordml/word16du" xmlns:w16sdtdh="http://schemas.microsoft.com/office/word/2020/wordml/sdtdatahash" xmlns:w16se="http://schemas.microsoft.com/office/word/2015/wordml/symex" xmlns:wpg="http://schemas.microsoft.com/office/word/2010/wordprocessingGroup" xmlns:wpi="http://schemas.microsoft.com/office/word/2010/wordprocessingInk" xmlns:wne="http://schemas.microsoft.com/office/word/2006/wordml" xmlns:wps="http://schemas.microsoft.com/office/word/2010/wordprocessingShape" mc:Ignorable="w14 w15 w16se w16cid w16 w16cex w16sdtdh w16du wp14">
+<w:numbering xmlns:wpc="http://schemas.microsoft.com/office/word/2010/wordprocessingCanvas" xmlns:cx="http://schemas.microsoft.com/office/drawing/2014/chartex" xmlns:cx1="http://schemas.microsoft.com/office/drawing/2015/9/8/chartex" xmlns:cx2="http://schemas.microsoft.com/office/drawing/2015/10/21/chartex" xmlns:cx3="http://schemas.microsoft.com/office/drawing/2016/5/9/chartex" xmlns:cx4="http://schemas.microsoft.com/office/drawing/2016/5/10/chartex" xmlns:cx5="http://schemas.microsoft.com/office/drawing/2016/5/11/chartex" xmlns:cx6="http://schemas.microsoft.com/office/drawing/2016/5/12/chartex" xmlns:cx7="http://schemas.microsoft.com/office/drawing/2016/5/13/chartex" xmlns:cx8="http://schemas.microsoft.com/office/drawing/2016/5/14/chartex" xmlns:mc="http://schemas.openxmlformats.org/markup-compatibility/2006" xmlns:aink="http://schemas.microsoft.com/office/drawing/2016/ink" xmlns:am3d="http://schemas.microsoft.com/office/drawing/2017/model3d" xmlns:o="urn:schemas-microsoft-com:office:office" xmlns:oel="http://schemas.microsoft.com/office/2019/extlst" xmlns:r="http://schemas.openxmlformats.org/officeDocument/2006/relationships" xmlns:m="http://schemas.openxmlformats.org/officeDocument/2006/math" xmlns:v="urn:schemas-microsoft-com:vml" xmlns:wp14="http://schemas.microsoft.com/office/word/2010/wordprocessingDrawing" xmlns:wp="http://schemas.openxmlformats.org/drawingml/2006/wordprocessingDrawing" xmlns:w10="urn:schemas-microsoft-com:office:word" xmlns:w="http://schemas.openxmlformats.org/wordprocessingml/2006/main" xmlns:w14="http://schemas.microsoft.com/office/word/2010/wordml" xmlns:w15="http://schemas.microsoft.com/office/word/2012/wordml" xmlns:w16cex="http://schemas.microsoft.com/office/word/2018/wordml/cex" xmlns:w16cid="http://schemas.microsoft.com/office/word/2016/wordml/cid" xmlns:w16="http://schemas.microsoft.com/office/word/2018/wordml" xmlns:w16du="http://schemas.microsoft.com/office/word/2023/wordml/word16du" xmlns:w16sdtdh="http://schemas.microsoft.com/office/word/2020/wordml/sdtdatahash" xmlns:w16sdtfl="http://schemas.microsoft.com/office/word/2024/wordml/sdtformatlock" xmlns:w16se="http://schemas.microsoft.com/office/word/2015/wordml/symex" xmlns:wpg="http://schemas.microsoft.com/office/word/2010/wordprocessingGroup" xmlns:wpi="http://schemas.microsoft.com/office/word/2010/wordprocessingInk" xmlns:wne="http://schemas.microsoft.com/office/word/2006/wordml" xmlns:wps="http://schemas.microsoft.com/office/word/2010/wordprocessingShape" mc:Ignorable="w14 w15 w16se w16cid w16 w16cex w16sdtdh w16sdtfl w16du wp14">
   <w:abstractNum w:abstractNumId="0" w15:restartNumberingAfterBreak="0">
     <w:nsid w:val="FFFFFF7C"/>
     <w:multiLevelType w:val="singleLevel"/>
@@ -3467,6 +3922,119 @@
     </w:lvl>
   </w:abstractNum>
   <w:abstractNum w:abstractNumId="18" w15:restartNumberingAfterBreak="0">
+    <w:nsid w:val="1BEE2BD2"/>
+    <w:multiLevelType w:val="hybridMultilevel"/>
+    <w:tmpl w:val="AAA873BC"/>
+    <w:lvl w:ilvl="0" w:tplc="805256EC">
+      <w:start w:val="1"/>
+      <w:numFmt w:val="bullet"/>
+      <w:lvlText w:val="—"/>
+      <w:lvlJc w:val="left"/>
+      <w:pPr>
+        <w:ind w:left="720" w:hanging="360"/>
+      </w:pPr>
+      <w:rPr>
+        <w:rFonts w:ascii="Bierstadt" w:hAnsi="Bierstadt" w:hint="default"/>
+      </w:rPr>
+    </w:lvl>
+    <w:lvl w:ilvl="1" w:tplc="04070003" w:tentative="1">
+      <w:start w:val="1"/>
+      <w:numFmt w:val="bullet"/>
+      <w:lvlText w:val="o"/>
+      <w:lvlJc w:val="left"/>
+      <w:pPr>
+        <w:ind w:left="1440" w:hanging="360"/>
+      </w:pPr>
+      <w:rPr>
+        <w:rFonts w:ascii="Courier New" w:hAnsi="Courier New" w:cs="Courier New" w:hint="default"/>
+      </w:rPr>
+    </w:lvl>
+    <w:lvl w:ilvl="2" w:tplc="04070005" w:tentative="1">
+      <w:start w:val="1"/>
+      <w:numFmt w:val="bullet"/>
+      <w:lvlText w:val=""/>
+      <w:lvlJc w:val="left"/>
+      <w:pPr>
+        <w:ind w:left="2160" w:hanging="360"/>
+      </w:pPr>
+      <w:rPr>
+        <w:rFonts w:ascii="Wingdings" w:hAnsi="Wingdings" w:hint="default"/>
+      </w:rPr>
+    </w:lvl>
+    <w:lvl w:ilvl="3" w:tplc="04070001" w:tentative="1">
+      <w:start w:val="1"/>
+      <w:numFmt w:val="bullet"/>
+      <w:lvlText w:val=""/>
+      <w:lvlJc w:val="left"/>
+      <w:pPr>
+        <w:ind w:left="2880" w:hanging="360"/>
+      </w:pPr>
+      <w:rPr>
+        <w:rFonts w:ascii="Symbol" w:hAnsi="Symbol" w:hint="default"/>
+      </w:rPr>
+    </w:lvl>
+    <w:lvl w:ilvl="4" w:tplc="04070003" w:tentative="1">
+      <w:start w:val="1"/>
+      <w:numFmt w:val="bullet"/>
+      <w:lvlText w:val="o"/>
+      <w:lvlJc w:val="left"/>
+      <w:pPr>
+        <w:ind w:left="3600" w:hanging="360"/>
+      </w:pPr>
+      <w:rPr>
+        <w:rFonts w:ascii="Courier New" w:hAnsi="Courier New" w:cs="Courier New" w:hint="default"/>
+      </w:rPr>
+    </w:lvl>
+    <w:lvl w:ilvl="5" w:tplc="04070005" w:tentative="1">
+      <w:start w:val="1"/>
+      <w:numFmt w:val="bullet"/>
+      <w:lvlText w:val=""/>
+      <w:lvlJc w:val="left"/>
+      <w:pPr>
+        <w:ind w:left="4320" w:hanging="360"/>
+      </w:pPr>
+      <w:rPr>
+        <w:rFonts w:ascii="Wingdings" w:hAnsi="Wingdings" w:hint="default"/>
+      </w:rPr>
+    </w:lvl>
+    <w:lvl w:ilvl="6" w:tplc="04070001" w:tentative="1">
+      <w:start w:val="1"/>
+      <w:numFmt w:val="bullet"/>
+      <w:lvlText w:val=""/>
+      <w:lvlJc w:val="left"/>
+      <w:pPr>
+        <w:ind w:left="5040" w:hanging="360"/>
+      </w:pPr>
+      <w:rPr>
+        <w:rFonts w:ascii="Symbol" w:hAnsi="Symbol" w:hint="default"/>
+      </w:rPr>
+    </w:lvl>
+    <w:lvl w:ilvl="7" w:tplc="04070003" w:tentative="1">
+      <w:start w:val="1"/>
+      <w:numFmt w:val="bullet"/>
+      <w:lvlText w:val="o"/>
+      <w:lvlJc w:val="left"/>
+      <w:pPr>
+        <w:ind w:left="5760" w:hanging="360"/>
+      </w:pPr>
+      <w:rPr>
+        <w:rFonts w:ascii="Courier New" w:hAnsi="Courier New" w:cs="Courier New" w:hint="default"/>
+      </w:rPr>
+    </w:lvl>
+    <w:lvl w:ilvl="8" w:tplc="04070005" w:tentative="1">
+      <w:start w:val="1"/>
+      <w:numFmt w:val="bullet"/>
+      <w:lvlText w:val=""/>
+      <w:lvlJc w:val="left"/>
+      <w:pPr>
+        <w:ind w:left="6480" w:hanging="360"/>
+      </w:pPr>
+      <w:rPr>
+        <w:rFonts w:ascii="Wingdings" w:hAnsi="Wingdings" w:hint="default"/>
+      </w:rPr>
+    </w:lvl>
+  </w:abstractNum>
+  <w:abstractNum w:abstractNumId="19" w15:restartNumberingAfterBreak="0">
     <w:nsid w:val="1C854F5E"/>
     <w:multiLevelType w:val="hybridMultilevel"/>
     <w:tmpl w:val="41AE05BE"/>
@@ -3579,7 +4147,120 @@
       </w:rPr>
     </w:lvl>
   </w:abstractNum>
-  <w:abstractNum w:abstractNumId="19" w15:restartNumberingAfterBreak="0">
+  <w:abstractNum w:abstractNumId="20" w15:restartNumberingAfterBreak="0">
+    <w:nsid w:val="1CF46F54"/>
+    <w:multiLevelType w:val="hybridMultilevel"/>
+    <w:tmpl w:val="5D227F0E"/>
+    <w:lvl w:ilvl="0" w:tplc="805256EC">
+      <w:start w:val="1"/>
+      <w:numFmt w:val="bullet"/>
+      <w:lvlText w:val="—"/>
+      <w:lvlJc w:val="left"/>
+      <w:pPr>
+        <w:ind w:left="360" w:hanging="360"/>
+      </w:pPr>
+      <w:rPr>
+        <w:rFonts w:ascii="Bierstadt" w:hAnsi="Bierstadt" w:hint="default"/>
+      </w:rPr>
+    </w:lvl>
+    <w:lvl w:ilvl="1" w:tplc="04070003" w:tentative="1">
+      <w:start w:val="1"/>
+      <w:numFmt w:val="bullet"/>
+      <w:lvlText w:val="o"/>
+      <w:lvlJc w:val="left"/>
+      <w:pPr>
+        <w:ind w:left="1080" w:hanging="360"/>
+      </w:pPr>
+      <w:rPr>
+        <w:rFonts w:ascii="Courier New" w:hAnsi="Courier New" w:cs="Courier New" w:hint="default"/>
+      </w:rPr>
+    </w:lvl>
+    <w:lvl w:ilvl="2" w:tplc="04070005" w:tentative="1">
+      <w:start w:val="1"/>
+      <w:numFmt w:val="bullet"/>
+      <w:lvlText w:val=""/>
+      <w:lvlJc w:val="left"/>
+      <w:pPr>
+        <w:ind w:left="1800" w:hanging="360"/>
+      </w:pPr>
+      <w:rPr>
+        <w:rFonts w:ascii="Wingdings" w:hAnsi="Wingdings" w:hint="default"/>
+      </w:rPr>
+    </w:lvl>
+    <w:lvl w:ilvl="3" w:tplc="04070001" w:tentative="1">
+      <w:start w:val="1"/>
+      <w:numFmt w:val="bullet"/>
+      <w:lvlText w:val=""/>
+      <w:lvlJc w:val="left"/>
+      <w:pPr>
+        <w:ind w:left="2520" w:hanging="360"/>
+      </w:pPr>
+      <w:rPr>
+        <w:rFonts w:ascii="Symbol" w:hAnsi="Symbol" w:hint="default"/>
+      </w:rPr>
+    </w:lvl>
+    <w:lvl w:ilvl="4" w:tplc="04070003" w:tentative="1">
+      <w:start w:val="1"/>
+      <w:numFmt w:val="bullet"/>
+      <w:lvlText w:val="o"/>
+      <w:lvlJc w:val="left"/>
+      <w:pPr>
+        <w:ind w:left="3240" w:hanging="360"/>
+      </w:pPr>
+      <w:rPr>
+        <w:rFonts w:ascii="Courier New" w:hAnsi="Courier New" w:cs="Courier New" w:hint="default"/>
+      </w:rPr>
+    </w:lvl>
+    <w:lvl w:ilvl="5" w:tplc="04070005" w:tentative="1">
+      <w:start w:val="1"/>
+      <w:numFmt w:val="bullet"/>
+      <w:lvlText w:val=""/>
+      <w:lvlJc w:val="left"/>
+      <w:pPr>
+        <w:ind w:left="3960" w:hanging="360"/>
+      </w:pPr>
+      <w:rPr>
+        <w:rFonts w:ascii="Wingdings" w:hAnsi="Wingdings" w:hint="default"/>
+      </w:rPr>
+    </w:lvl>
+    <w:lvl w:ilvl="6" w:tplc="04070001" w:tentative="1">
+      <w:start w:val="1"/>
+      <w:numFmt w:val="bullet"/>
+      <w:lvlText w:val=""/>
+      <w:lvlJc w:val="left"/>
+      <w:pPr>
+        <w:ind w:left="4680" w:hanging="360"/>
+      </w:pPr>
+      <w:rPr>
+        <w:rFonts w:ascii="Symbol" w:hAnsi="Symbol" w:hint="default"/>
+      </w:rPr>
+    </w:lvl>
+    <w:lvl w:ilvl="7" w:tplc="04070003" w:tentative="1">
+      <w:start w:val="1"/>
+      <w:numFmt w:val="bullet"/>
+      <w:lvlText w:val="o"/>
+      <w:lvlJc w:val="left"/>
+      <w:pPr>
+        <w:ind w:left="5400" w:hanging="360"/>
+      </w:pPr>
+      <w:rPr>
+        <w:rFonts w:ascii="Courier New" w:hAnsi="Courier New" w:cs="Courier New" w:hint="default"/>
+      </w:rPr>
+    </w:lvl>
+    <w:lvl w:ilvl="8" w:tplc="04070005" w:tentative="1">
+      <w:start w:val="1"/>
+      <w:numFmt w:val="bullet"/>
+      <w:lvlText w:val=""/>
+      <w:lvlJc w:val="left"/>
+      <w:pPr>
+        <w:ind w:left="6120" w:hanging="360"/>
+      </w:pPr>
+      <w:rPr>
+        <w:rFonts w:ascii="Wingdings" w:hAnsi="Wingdings" w:hint="default"/>
+      </w:rPr>
+    </w:lvl>
+  </w:abstractNum>
+  <w:abstractNum w:abstractNumId="21" w15:restartNumberingAfterBreak="0">
     <w:nsid w:val="22473B38"/>
     <w:multiLevelType w:val="hybridMultilevel"/>
     <w:tmpl w:val="4036E370"/>
@@ -3692,7 +4373,7 @@
       </w:rPr>
     </w:lvl>
   </w:abstractNum>
-  <w:abstractNum w:abstractNumId="20" w15:restartNumberingAfterBreak="0">
+  <w:abstractNum w:abstractNumId="22" w15:restartNumberingAfterBreak="0">
     <w:nsid w:val="22E86418"/>
     <w:multiLevelType w:val="hybridMultilevel"/>
     <w:tmpl w:val="740A3A1C"/>
@@ -3805,7 +4486,7 @@
       </w:rPr>
     </w:lvl>
   </w:abstractNum>
-  <w:abstractNum w:abstractNumId="21" w15:restartNumberingAfterBreak="0">
+  <w:abstractNum w:abstractNumId="23" w15:restartNumberingAfterBreak="0">
     <w:nsid w:val="26931236"/>
     <w:multiLevelType w:val="hybridMultilevel"/>
     <w:tmpl w:val="40B24B06"/>
@@ -3917,7 +4598,7 @@
       </w:rPr>
     </w:lvl>
   </w:abstractNum>
-  <w:abstractNum w:abstractNumId="22" w15:restartNumberingAfterBreak="0">
+  <w:abstractNum w:abstractNumId="24" w15:restartNumberingAfterBreak="0">
     <w:nsid w:val="2F3823E8"/>
     <w:multiLevelType w:val="hybridMultilevel"/>
     <w:tmpl w:val="1FB6D80C"/>
@@ -4029,7 +4710,156 @@
       </w:rPr>
     </w:lvl>
   </w:abstractNum>
-  <w:abstractNum w:abstractNumId="23" w15:restartNumberingAfterBreak="0">
+  <w:abstractNum w:abstractNumId="25" w15:restartNumberingAfterBreak="0">
+    <w:nsid w:val="301958C3"/>
+    <w:multiLevelType w:val="multilevel"/>
+    <w:tmpl w:val="F86E56EC"/>
+    <w:lvl w:ilvl="0">
+      <w:start w:val="1"/>
+      <w:numFmt w:val="bullet"/>
+      <w:lvlText w:val=""/>
+      <w:lvlJc w:val="left"/>
+      <w:pPr>
+        <w:tabs>
+          <w:tab w:val="num" w:pos="720"/>
+        </w:tabs>
+        <w:ind w:left="720" w:hanging="360"/>
+      </w:pPr>
+      <w:rPr>
+        <w:rFonts w:ascii="Symbol" w:hAnsi="Symbol" w:hint="default"/>
+        <w:sz w:val="20"/>
+      </w:rPr>
+    </w:lvl>
+    <w:lvl w:ilvl="1" w:tentative="1">
+      <w:start w:val="1"/>
+      <w:numFmt w:val="bullet"/>
+      <w:lvlText w:val="o"/>
+      <w:lvlJc w:val="left"/>
+      <w:pPr>
+        <w:tabs>
+          <w:tab w:val="num" w:pos="1440"/>
+        </w:tabs>
+        <w:ind w:left="1440" w:hanging="360"/>
+      </w:pPr>
+      <w:rPr>
+        <w:rFonts w:ascii="Courier New" w:hAnsi="Courier New" w:hint="default"/>
+        <w:sz w:val="20"/>
+      </w:rPr>
+    </w:lvl>
+    <w:lvl w:ilvl="2" w:tentative="1">
+      <w:start w:val="1"/>
+      <w:numFmt w:val="bullet"/>
+      <w:lvlText w:val=""/>
+      <w:lvlJc w:val="left"/>
+      <w:pPr>
+        <w:tabs>
+          <w:tab w:val="num" w:pos="2160"/>
+        </w:tabs>
+        <w:ind w:left="2160" w:hanging="360"/>
+      </w:pPr>
+      <w:rPr>
+        <w:rFonts w:ascii="Wingdings" w:hAnsi="Wingdings" w:hint="default"/>
+        <w:sz w:val="20"/>
+      </w:rPr>
+    </w:lvl>
+    <w:lvl w:ilvl="3" w:tentative="1">
+      <w:start w:val="1"/>
+      <w:numFmt w:val="bullet"/>
+      <w:lvlText w:val=""/>
+      <w:lvlJc w:val="left"/>
+      <w:pPr>
+        <w:tabs>
+          <w:tab w:val="num" w:pos="2880"/>
+        </w:tabs>
+        <w:ind w:left="2880" w:hanging="360"/>
+      </w:pPr>
+      <w:rPr>
+        <w:rFonts w:ascii="Wingdings" w:hAnsi="Wingdings" w:hint="default"/>
+        <w:sz w:val="20"/>
+      </w:rPr>
+    </w:lvl>
+    <w:lvl w:ilvl="4" w:tentative="1">
+      <w:start w:val="1"/>
+      <w:numFmt w:val="bullet"/>
+      <w:lvlText w:val=""/>
+      <w:lvlJc w:val="left"/>
+      <w:pPr>
+        <w:tabs>
+          <w:tab w:val="num" w:pos="3600"/>
+        </w:tabs>
+        <w:ind w:left="3600" w:hanging="360"/>
+      </w:pPr>
+      <w:rPr>
+        <w:rFonts w:ascii="Wingdings" w:hAnsi="Wingdings" w:hint="default"/>
+        <w:sz w:val="20"/>
+      </w:rPr>
+    </w:lvl>
+    <w:lvl w:ilvl="5" w:tentative="1">
+      <w:start w:val="1"/>
+      <w:numFmt w:val="bullet"/>
+      <w:lvlText w:val=""/>
+      <w:lvlJc w:val="left"/>
+      <w:pPr>
+        <w:tabs>
+          <w:tab w:val="num" w:pos="4320"/>
+        </w:tabs>
+        <w:ind w:left="4320" w:hanging="360"/>
+      </w:pPr>
+      <w:rPr>
+        <w:rFonts w:ascii="Wingdings" w:hAnsi="Wingdings" w:hint="default"/>
+        <w:sz w:val="20"/>
+      </w:rPr>
+    </w:lvl>
+    <w:lvl w:ilvl="6" w:tentative="1">
+      <w:start w:val="1"/>
+      <w:numFmt w:val="bullet"/>
+      <w:lvlText w:val=""/>
+      <w:lvlJc w:val="left"/>
+      <w:pPr>
+        <w:tabs>
+          <w:tab w:val="num" w:pos="5040"/>
+        </w:tabs>
+        <w:ind w:left="5040" w:hanging="360"/>
+      </w:pPr>
+      <w:rPr>
+        <w:rFonts w:ascii="Wingdings" w:hAnsi="Wingdings" w:hint="default"/>
+        <w:sz w:val="20"/>
+      </w:rPr>
+    </w:lvl>
+    <w:lvl w:ilvl="7" w:tentative="1">
+      <w:start w:val="1"/>
+      <w:numFmt w:val="bullet"/>
+      <w:lvlText w:val=""/>
+      <w:lvlJc w:val="left"/>
+      <w:pPr>
+        <w:tabs>
+          <w:tab w:val="num" w:pos="5760"/>
+        </w:tabs>
+        <w:ind w:left="5760" w:hanging="360"/>
+      </w:pPr>
+      <w:rPr>
+        <w:rFonts w:ascii="Wingdings" w:hAnsi="Wingdings" w:hint="default"/>
+        <w:sz w:val="20"/>
+      </w:rPr>
+    </w:lvl>
+    <w:lvl w:ilvl="8" w:tentative="1">
+      <w:start w:val="1"/>
+      <w:numFmt w:val="bullet"/>
+      <w:lvlText w:val=""/>
+      <w:lvlJc w:val="left"/>
+      <w:pPr>
+        <w:tabs>
+          <w:tab w:val="num" w:pos="6480"/>
+        </w:tabs>
+        <w:ind w:left="6480" w:hanging="360"/>
+      </w:pPr>
+      <w:rPr>
+        <w:rFonts w:ascii="Wingdings" w:hAnsi="Wingdings" w:hint="default"/>
+        <w:sz w:val="20"/>
+      </w:rPr>
+    </w:lvl>
+  </w:abstractNum>
+  <w:abstractNum w:abstractNumId="26" w15:restartNumberingAfterBreak="0">
     <w:nsid w:val="37D51D7D"/>
     <w:multiLevelType w:val="hybridMultilevel"/>
     <w:tmpl w:val="95627CB2"/>
@@ -4142,7 +4972,7 @@
       </w:rPr>
     </w:lvl>
   </w:abstractNum>
-  <w:abstractNum w:abstractNumId="24" w15:restartNumberingAfterBreak="0">
+  <w:abstractNum w:abstractNumId="27" w15:restartNumberingAfterBreak="0">
     <w:nsid w:val="38612906"/>
     <w:multiLevelType w:val="hybridMultilevel"/>
     <w:tmpl w:val="2A3A4840"/>
@@ -4255,7 +5085,7 @@
       </w:rPr>
     </w:lvl>
   </w:abstractNum>
-  <w:abstractNum w:abstractNumId="25" w15:restartNumberingAfterBreak="0">
+  <w:abstractNum w:abstractNumId="28" w15:restartNumberingAfterBreak="0">
     <w:nsid w:val="395112CB"/>
     <w:multiLevelType w:val="hybridMultilevel"/>
     <w:tmpl w:val="53FED112"/>
@@ -4368,7 +5198,305 @@
       </w:rPr>
     </w:lvl>
   </w:abstractNum>
-  <w:abstractNum w:abstractNumId="26" w15:restartNumberingAfterBreak="0">
+  <w:abstractNum w:abstractNumId="29" w15:restartNumberingAfterBreak="0">
+    <w:nsid w:val="3E592CF8"/>
+    <w:multiLevelType w:val="multilevel"/>
+    <w:tmpl w:val="E95C01C4"/>
+    <w:lvl w:ilvl="0">
+      <w:start w:val="1"/>
+      <w:numFmt w:val="bullet"/>
+      <w:lvlText w:val=""/>
+      <w:lvlJc w:val="left"/>
+      <w:pPr>
+        <w:tabs>
+          <w:tab w:val="num" w:pos="720"/>
+        </w:tabs>
+        <w:ind w:left="720" w:hanging="360"/>
+      </w:pPr>
+      <w:rPr>
+        <w:rFonts w:ascii="Symbol" w:hAnsi="Symbol" w:hint="default"/>
+        <w:sz w:val="20"/>
+      </w:rPr>
+    </w:lvl>
+    <w:lvl w:ilvl="1" w:tentative="1">
+      <w:start w:val="1"/>
+      <w:numFmt w:val="bullet"/>
+      <w:lvlText w:val="o"/>
+      <w:lvlJc w:val="left"/>
+      <w:pPr>
+        <w:tabs>
+          <w:tab w:val="num" w:pos="1440"/>
+        </w:tabs>
+        <w:ind w:left="1440" w:hanging="360"/>
+      </w:pPr>
+      <w:rPr>
+        <w:rFonts w:ascii="Courier New" w:hAnsi="Courier New" w:hint="default"/>
+        <w:sz w:val="20"/>
+      </w:rPr>
+    </w:lvl>
+    <w:lvl w:ilvl="2" w:tentative="1">
+      <w:start w:val="1"/>
+      <w:numFmt w:val="bullet"/>
+      <w:lvlText w:val=""/>
+      <w:lvlJc w:val="left"/>
+      <w:pPr>
+        <w:tabs>
+          <w:tab w:val="num" w:pos="2160"/>
+        </w:tabs>
+        <w:ind w:left="2160" w:hanging="360"/>
+      </w:pPr>
+      <w:rPr>
+        <w:rFonts w:ascii="Wingdings" w:hAnsi="Wingdings" w:hint="default"/>
+        <w:sz w:val="20"/>
+      </w:rPr>
+    </w:lvl>
+    <w:lvl w:ilvl="3" w:tentative="1">
+      <w:start w:val="1"/>
+      <w:numFmt w:val="bullet"/>
+      <w:lvlText w:val=""/>
+      <w:lvlJc w:val="left"/>
+      <w:pPr>
+        <w:tabs>
+          <w:tab w:val="num" w:pos="2880"/>
+        </w:tabs>
+        <w:ind w:left="2880" w:hanging="360"/>
+      </w:pPr>
+      <w:rPr>
+        <w:rFonts w:ascii="Wingdings" w:hAnsi="Wingdings" w:hint="default"/>
+        <w:sz w:val="20"/>
+      </w:rPr>
+    </w:lvl>
+    <w:lvl w:ilvl="4" w:tentative="1">
+      <w:start w:val="1"/>
+      <w:numFmt w:val="bullet"/>
+      <w:lvlText w:val=""/>
+      <w:lvlJc w:val="left"/>
+      <w:pPr>
+        <w:tabs>
+          <w:tab w:val="num" w:pos="3600"/>
+        </w:tabs>
+        <w:ind w:left="3600" w:hanging="360"/>
+      </w:pPr>
+      <w:rPr>
+        <w:rFonts w:ascii="Wingdings" w:hAnsi="Wingdings" w:hint="default"/>
+        <w:sz w:val="20"/>
+      </w:rPr>
+    </w:lvl>
+    <w:lvl w:ilvl="5" w:tentative="1">
+      <w:start w:val="1"/>
+      <w:numFmt w:val="bullet"/>
+      <w:lvlText w:val=""/>
+      <w:lvlJc w:val="left"/>
+      <w:pPr>
+        <w:tabs>
+          <w:tab w:val="num" w:pos="4320"/>
+        </w:tabs>
+        <w:ind w:left="4320" w:hanging="360"/>
+      </w:pPr>
+      <w:rPr>
+        <w:rFonts w:ascii="Wingdings" w:hAnsi="Wingdings" w:hint="default"/>
+        <w:sz w:val="20"/>
+      </w:rPr>
+    </w:lvl>
+    <w:lvl w:ilvl="6" w:tentative="1">
+      <w:start w:val="1"/>
+      <w:numFmt w:val="bullet"/>
+      <w:lvlText w:val=""/>
+      <w:lvlJc w:val="left"/>
+      <w:pPr>
+        <w:tabs>
+          <w:tab w:val="num" w:pos="5040"/>
+        </w:tabs>
+        <w:ind w:left="5040" w:hanging="360"/>
+      </w:pPr>
+      <w:rPr>
+        <w:rFonts w:ascii="Wingdings" w:hAnsi="Wingdings" w:hint="default"/>
+        <w:sz w:val="20"/>
+      </w:rPr>
+    </w:lvl>
+    <w:lvl w:ilvl="7" w:tentative="1">
+      <w:start w:val="1"/>
+      <w:numFmt w:val="bullet"/>
+      <w:lvlText w:val=""/>
+      <w:lvlJc w:val="left"/>
+      <w:pPr>
+        <w:tabs>
+          <w:tab w:val="num" w:pos="5760"/>
+        </w:tabs>
+        <w:ind w:left="5760" w:hanging="360"/>
+      </w:pPr>
+      <w:rPr>
+        <w:rFonts w:ascii="Wingdings" w:hAnsi="Wingdings" w:hint="default"/>
+        <w:sz w:val="20"/>
+      </w:rPr>
+    </w:lvl>
+    <w:lvl w:ilvl="8" w:tentative="1">
+      <w:start w:val="1"/>
+      <w:numFmt w:val="bullet"/>
+      <w:lvlText w:val=""/>
+      <w:lvlJc w:val="left"/>
+      <w:pPr>
+        <w:tabs>
+          <w:tab w:val="num" w:pos="6480"/>
+        </w:tabs>
+        <w:ind w:left="6480" w:hanging="360"/>
+      </w:pPr>
+      <w:rPr>
+        <w:rFonts w:ascii="Wingdings" w:hAnsi="Wingdings" w:hint="default"/>
+        <w:sz w:val="20"/>
+      </w:rPr>
+    </w:lvl>
+  </w:abstractNum>
+  <w:abstractNum w:abstractNumId="30" w15:restartNumberingAfterBreak="0">
+    <w:nsid w:val="422006E3"/>
+    <w:multiLevelType w:val="multilevel"/>
+    <w:tmpl w:val="E61E9988"/>
+    <w:lvl w:ilvl="0">
+      <w:start w:val="1"/>
+      <w:numFmt w:val="bullet"/>
+      <w:lvlText w:val=""/>
+      <w:lvlJc w:val="left"/>
+      <w:pPr>
+        <w:tabs>
+          <w:tab w:val="num" w:pos="720"/>
+        </w:tabs>
+        <w:ind w:left="720" w:hanging="360"/>
+      </w:pPr>
+      <w:rPr>
+        <w:rFonts w:ascii="Symbol" w:hAnsi="Symbol" w:hint="default"/>
+        <w:sz w:val="20"/>
+      </w:rPr>
+    </w:lvl>
+    <w:lvl w:ilvl="1" w:tentative="1">
+      <w:start w:val="1"/>
+      <w:numFmt w:val="bullet"/>
+      <w:lvlText w:val="o"/>
+      <w:lvlJc w:val="left"/>
+      <w:pPr>
+        <w:tabs>
+          <w:tab w:val="num" w:pos="1440"/>
+        </w:tabs>
+        <w:ind w:left="1440" w:hanging="360"/>
+      </w:pPr>
+      <w:rPr>
+        <w:rFonts w:ascii="Courier New" w:hAnsi="Courier New" w:hint="default"/>
+        <w:sz w:val="20"/>
+      </w:rPr>
+    </w:lvl>
+    <w:lvl w:ilvl="2" w:tentative="1">
+      <w:start w:val="1"/>
+      <w:numFmt w:val="bullet"/>
+      <w:lvlText w:val=""/>
+      <w:lvlJc w:val="left"/>
+      <w:pPr>
+        <w:tabs>
+          <w:tab w:val="num" w:pos="2160"/>
+        </w:tabs>
+        <w:ind w:left="2160" w:hanging="360"/>
+      </w:pPr>
+      <w:rPr>
+        <w:rFonts w:ascii="Wingdings" w:hAnsi="Wingdings" w:hint="default"/>
+        <w:sz w:val="20"/>
+      </w:rPr>
+    </w:lvl>
+    <w:lvl w:ilvl="3" w:tentative="1">
+      <w:start w:val="1"/>
+      <w:numFmt w:val="bullet"/>
+      <w:lvlText w:val=""/>
+      <w:lvlJc w:val="left"/>
+      <w:pPr>
+        <w:tabs>
+          <w:tab w:val="num" w:pos="2880"/>
+        </w:tabs>
+        <w:ind w:left="2880" w:hanging="360"/>
+      </w:pPr>
+      <w:rPr>
+        <w:rFonts w:ascii="Wingdings" w:hAnsi="Wingdings" w:hint="default"/>
+        <w:sz w:val="20"/>
+      </w:rPr>
+    </w:lvl>
+    <w:lvl w:ilvl="4" w:tentative="1">
+      <w:start w:val="1"/>
+      <w:numFmt w:val="bullet"/>
+      <w:lvlText w:val=""/>
+      <w:lvlJc w:val="left"/>
+      <w:pPr>
+        <w:tabs>
+          <w:tab w:val="num" w:pos="3600"/>
+        </w:tabs>
+        <w:ind w:left="3600" w:hanging="360"/>
+      </w:pPr>
+      <w:rPr>
+        <w:rFonts w:ascii="Wingdings" w:hAnsi="Wingdings" w:hint="default"/>
+        <w:sz w:val="20"/>
+      </w:rPr>
+    </w:lvl>
+    <w:lvl w:ilvl="5" w:tentative="1">
+      <w:start w:val="1"/>
+      <w:numFmt w:val="bullet"/>
+      <w:lvlText w:val=""/>
+      <w:lvlJc w:val="left"/>
+      <w:pPr>
+        <w:tabs>
+          <w:tab w:val="num" w:pos="4320"/>
+        </w:tabs>
+        <w:ind w:left="4320" w:hanging="360"/>
+      </w:pPr>
+      <w:rPr>
+        <w:rFonts w:ascii="Wingdings" w:hAnsi="Wingdings" w:hint="default"/>
+        <w:sz w:val="20"/>
+      </w:rPr>
+    </w:lvl>
+    <w:lvl w:ilvl="6" w:tentative="1">
+      <w:start w:val="1"/>
+      <w:numFmt w:val="bullet"/>
+      <w:lvlText w:val=""/>
+      <w:lvlJc w:val="left"/>
+      <w:pPr>
+        <w:tabs>
+          <w:tab w:val="num" w:pos="5040"/>
+        </w:tabs>
+        <w:ind w:left="5040" w:hanging="360"/>
+      </w:pPr>
+      <w:rPr>
+        <w:rFonts w:ascii="Wingdings" w:hAnsi="Wingdings" w:hint="default"/>
+        <w:sz w:val="20"/>
+      </w:rPr>
+    </w:lvl>
+    <w:lvl w:ilvl="7" w:tentative="1">
+      <w:start w:val="1"/>
+      <w:numFmt w:val="bullet"/>
+      <w:lvlText w:val=""/>
+      <w:lvlJc w:val="left"/>
+      <w:pPr>
+        <w:tabs>
+          <w:tab w:val="num" w:pos="5760"/>
+        </w:tabs>
+        <w:ind w:left="5760" w:hanging="360"/>
+      </w:pPr>
+      <w:rPr>
+        <w:rFonts w:ascii="Wingdings" w:hAnsi="Wingdings" w:hint="default"/>
+        <w:sz w:val="20"/>
+      </w:rPr>
+    </w:lvl>
+    <w:lvl w:ilvl="8" w:tentative="1">
+      <w:start w:val="1"/>
+      <w:numFmt w:val="bullet"/>
+      <w:lvlText w:val=""/>
+      <w:lvlJc w:val="left"/>
+      <w:pPr>
+        <w:tabs>
+          <w:tab w:val="num" w:pos="6480"/>
+        </w:tabs>
+        <w:ind w:left="6480" w:hanging="360"/>
+      </w:pPr>
+      <w:rPr>
+        <w:rFonts w:ascii="Wingdings" w:hAnsi="Wingdings" w:hint="default"/>
+        <w:sz w:val="20"/>
+      </w:rPr>
+    </w:lvl>
+  </w:abstractNum>
+  <w:abstractNum w:abstractNumId="31" w15:restartNumberingAfterBreak="0">
     <w:nsid w:val="48814B34"/>
     <w:multiLevelType w:val="hybridMultilevel"/>
     <w:tmpl w:val="B3AC5356"/>
@@ -4481,7 +5609,7 @@
       </w:rPr>
     </w:lvl>
   </w:abstractNum>
-  <w:abstractNum w:abstractNumId="27" w15:restartNumberingAfterBreak="0">
+  <w:abstractNum w:abstractNumId="32" w15:restartNumberingAfterBreak="0">
     <w:nsid w:val="48AB02FC"/>
     <w:multiLevelType w:val="hybridMultilevel"/>
     <w:tmpl w:val="4016107E"/>
@@ -4594,7 +5722,7 @@
       </w:rPr>
     </w:lvl>
   </w:abstractNum>
-  <w:abstractNum w:abstractNumId="28" w15:restartNumberingAfterBreak="0">
+  <w:abstractNum w:abstractNumId="33" w15:restartNumberingAfterBreak="0">
     <w:nsid w:val="4B5668C5"/>
     <w:multiLevelType w:val="hybridMultilevel"/>
     <w:tmpl w:val="5B6CC4FC"/>
@@ -4707,7 +5835,7 @@
       </w:rPr>
     </w:lvl>
   </w:abstractNum>
-  <w:abstractNum w:abstractNumId="29" w15:restartNumberingAfterBreak="0">
+  <w:abstractNum w:abstractNumId="34" w15:restartNumberingAfterBreak="0">
     <w:nsid w:val="4F5D62CC"/>
     <w:multiLevelType w:val="multilevel"/>
     <w:tmpl w:val="0E0E94E0"/>
@@ -4856,7 +5984,7 @@
       </w:rPr>
     </w:lvl>
   </w:abstractNum>
-  <w:abstractNum w:abstractNumId="30" w15:restartNumberingAfterBreak="0">
+  <w:abstractNum w:abstractNumId="35" w15:restartNumberingAfterBreak="0">
     <w:nsid w:val="51DF18B5"/>
     <w:multiLevelType w:val="hybridMultilevel"/>
     <w:tmpl w:val="00B0DFD2"/>
@@ -4969,7 +6097,7 @@
       </w:rPr>
     </w:lvl>
   </w:abstractNum>
-  <w:abstractNum w:abstractNumId="31" w15:restartNumberingAfterBreak="0">
+  <w:abstractNum w:abstractNumId="36" w15:restartNumberingAfterBreak="0">
     <w:nsid w:val="581725EB"/>
     <w:multiLevelType w:val="hybridMultilevel"/>
     <w:tmpl w:val="D36A070E"/>
@@ -5082,7 +6210,7 @@
       </w:rPr>
     </w:lvl>
   </w:abstractNum>
-  <w:abstractNum w:abstractNumId="32" w15:restartNumberingAfterBreak="0">
+  <w:abstractNum w:abstractNumId="37" w15:restartNumberingAfterBreak="0">
     <w:nsid w:val="590E24AE"/>
     <w:multiLevelType w:val="hybridMultilevel"/>
     <w:tmpl w:val="F68CECBC"/>
@@ -5195,7 +6323,7 @@
       </w:rPr>
     </w:lvl>
   </w:abstractNum>
-  <w:abstractNum w:abstractNumId="33" w15:restartNumberingAfterBreak="0">
+  <w:abstractNum w:abstractNumId="38" w15:restartNumberingAfterBreak="0">
     <w:nsid w:val="64462E9D"/>
     <w:multiLevelType w:val="hybridMultilevel"/>
     <w:tmpl w:val="ECA2A480"/>
@@ -5308,7 +6436,7 @@
       </w:rPr>
     </w:lvl>
   </w:abstractNum>
-  <w:abstractNum w:abstractNumId="34" w15:restartNumberingAfterBreak="0">
+  <w:abstractNum w:abstractNumId="39" w15:restartNumberingAfterBreak="0">
     <w:nsid w:val="658F711A"/>
     <w:multiLevelType w:val="multilevel"/>
     <w:tmpl w:val="4E22CEBE"/>
@@ -5457,7 +6585,7 @@
       </w:rPr>
     </w:lvl>
   </w:abstractNum>
-  <w:abstractNum w:abstractNumId="35" w15:restartNumberingAfterBreak="0">
+  <w:abstractNum w:abstractNumId="40" w15:restartNumberingAfterBreak="0">
     <w:nsid w:val="681A6F71"/>
     <w:multiLevelType w:val="hybridMultilevel"/>
     <w:tmpl w:val="317E2876"/>
@@ -5570,7 +6698,7 @@
       </w:rPr>
     </w:lvl>
   </w:abstractNum>
-  <w:abstractNum w:abstractNumId="36" w15:restartNumberingAfterBreak="0">
+  <w:abstractNum w:abstractNumId="41" w15:restartNumberingAfterBreak="0">
     <w:nsid w:val="68CE6185"/>
     <w:multiLevelType w:val="hybridMultilevel"/>
     <w:tmpl w:val="E264D5D2"/>
@@ -5659,7 +6787,7 @@
       </w:pPr>
     </w:lvl>
   </w:abstractNum>
-  <w:abstractNum w:abstractNumId="37" w15:restartNumberingAfterBreak="0">
+  <w:abstractNum w:abstractNumId="42" w15:restartNumberingAfterBreak="0">
     <w:nsid w:val="6A284021"/>
     <w:multiLevelType w:val="hybridMultilevel"/>
     <w:tmpl w:val="D7AA262A"/>
@@ -5772,7 +6900,7 @@
       </w:rPr>
     </w:lvl>
   </w:abstractNum>
-  <w:abstractNum w:abstractNumId="38" w15:restartNumberingAfterBreak="0">
+  <w:abstractNum w:abstractNumId="43" w15:restartNumberingAfterBreak="0">
     <w:nsid w:val="6E045376"/>
     <w:multiLevelType w:val="hybridMultilevel"/>
     <w:tmpl w:val="1908A902"/>
@@ -5889,79 +7017,79 @@
     <w:abstractNumId w:val="13"/>
   </w:num>
   <w:num w:numId="2" w16cid:durableId="1913813899">
-    <w:abstractNumId w:val="34"/>
+    <w:abstractNumId w:val="39"/>
   </w:num>
   <w:num w:numId="3" w16cid:durableId="1200124738">
-    <w:abstractNumId w:val="26"/>
+    <w:abstractNumId w:val="31"/>
   </w:num>
   <w:num w:numId="4" w16cid:durableId="1151213347">
     <w:abstractNumId w:val="10"/>
   </w:num>
   <w:num w:numId="5" w16cid:durableId="568466763">
-    <w:abstractNumId w:val="35"/>
+    <w:abstractNumId w:val="40"/>
   </w:num>
   <w:num w:numId="6" w16cid:durableId="381901061">
-    <w:abstractNumId w:val="20"/>
+    <w:abstractNumId w:val="22"/>
   </w:num>
   <w:num w:numId="7" w16cid:durableId="639190635">
-    <w:abstractNumId w:val="27"/>
+    <w:abstractNumId w:val="32"/>
   </w:num>
   <w:num w:numId="8" w16cid:durableId="342976184">
-    <w:abstractNumId w:val="33"/>
+    <w:abstractNumId w:val="38"/>
   </w:num>
   <w:num w:numId="9" w16cid:durableId="1512718148">
-    <w:abstractNumId w:val="25"/>
+    <w:abstractNumId w:val="28"/>
   </w:num>
   <w:num w:numId="10" w16cid:durableId="1339163641">
     <w:abstractNumId w:val="17"/>
   </w:num>
   <w:num w:numId="11" w16cid:durableId="1911311388">
-    <w:abstractNumId w:val="38"/>
+    <w:abstractNumId w:val="43"/>
   </w:num>
   <w:num w:numId="12" w16cid:durableId="1770815124">
-    <w:abstractNumId w:val="21"/>
+    <w:abstractNumId w:val="23"/>
   </w:num>
   <w:num w:numId="13" w16cid:durableId="647393114">
     <w:abstractNumId w:val="15"/>
   </w:num>
   <w:num w:numId="14" w16cid:durableId="1306739301">
-    <w:abstractNumId w:val="37"/>
+    <w:abstractNumId w:val="42"/>
   </w:num>
   <w:num w:numId="15" w16cid:durableId="1153567392">
-    <w:abstractNumId w:val="31"/>
+    <w:abstractNumId w:val="36"/>
   </w:num>
   <w:num w:numId="16" w16cid:durableId="263854051">
-    <w:abstractNumId w:val="19"/>
+    <w:abstractNumId w:val="21"/>
   </w:num>
   <w:num w:numId="17" w16cid:durableId="134613069">
-    <w:abstractNumId w:val="30"/>
+    <w:abstractNumId w:val="35"/>
   </w:num>
   <w:num w:numId="18" w16cid:durableId="509026145">
-    <w:abstractNumId w:val="24"/>
+    <w:abstractNumId w:val="27"/>
   </w:num>
   <w:num w:numId="19" w16cid:durableId="1932228386">
     <w:abstractNumId w:val="12"/>
   </w:num>
   <w:num w:numId="20" w16cid:durableId="948128007">
-    <w:abstractNumId w:val="28"/>
+    <w:abstractNumId w:val="33"/>
   </w:num>
   <w:num w:numId="21" w16cid:durableId="1771047728">
     <w:abstractNumId w:val="14"/>
   </w:num>
   <w:num w:numId="22" w16cid:durableId="2110925962">
-    <w:abstractNumId w:val="32"/>
+    <w:abstractNumId w:val="37"/>
   </w:num>
   <w:num w:numId="23" w16cid:durableId="1218472072">
-    <w:abstractNumId w:val="18"/>
+    <w:abstractNumId w:val="19"/>
   </w:num>
   <w:num w:numId="24" w16cid:durableId="2109806540">
-    <w:abstractNumId w:val="23"/>
+    <w:abstractNumId w:val="26"/>
   </w:num>
   <w:num w:numId="25" w16cid:durableId="2122214794">
     <w:abstractNumId w:val="16"/>
   </w:num>
   <w:num w:numId="26" w16cid:durableId="213005818">
-    <w:abstractNumId w:val="29"/>
+    <w:abstractNumId w:val="34"/>
   </w:num>
   <w:num w:numId="27" w16cid:durableId="706415016">
     <w:abstractNumId w:val="11"/>
@@ -5997,16 +7125,31 @@
     <w:abstractNumId w:val="9"/>
   </w:num>
   <w:num w:numId="38" w16cid:durableId="1910727372">
-    <w:abstractNumId w:val="36"/>
+    <w:abstractNumId w:val="41"/>
   </w:num>
   <w:num w:numId="39" w16cid:durableId="1198468959">
-    <w:abstractNumId w:val="22"/>
+    <w:abstractNumId w:val="24"/>
+  </w:num>
+  <w:num w:numId="40" w16cid:durableId="276327409">
+    <w:abstractNumId w:val="25"/>
+  </w:num>
+  <w:num w:numId="41" w16cid:durableId="1418553304">
+    <w:abstractNumId w:val="20"/>
+  </w:num>
+  <w:num w:numId="42" w16cid:durableId="540558524">
+    <w:abstractNumId w:val="18"/>
+  </w:num>
+  <w:num w:numId="43" w16cid:durableId="341471054">
+    <w:abstractNumId w:val="29"/>
+  </w:num>
+  <w:num w:numId="44" w16cid:durableId="1338775005">
+    <w:abstractNumId w:val="30"/>
   </w:num>
 </w:numbering>
 </file>
 
 <file path=word/styles.xml><?xml version="1.0" encoding="utf-8"?>
-<w:styles xmlns:mc="http://schemas.openxmlformats.org/markup-compatibility/2006" xmlns:r="http://schemas.openxmlformats.org/officeDocument/2006/relationships" xmlns:w="http://schemas.openxmlformats.org/wordprocessingml/2006/main" xmlns:w14="http://schemas.microsoft.com/office/word/2010/wordml" xmlns:w15="http://schemas.microsoft.com/office/word/2012/wordml" xmlns:w16cex="http://schemas.microsoft.com/office/word/2018/wordml/cex" xmlns:w16cid="http://schemas.microsoft.com/office/word/2016/wordml/cid" xmlns:w16="http://schemas.microsoft.com/office/word/2018/wordml" xmlns:w16du="http://schemas.microsoft.com/office/word/2023/wordml/word16du" xmlns:w16sdtdh="http://schemas.microsoft.com/office/word/2020/wordml/sdtdatahash" xmlns:w16se="http://schemas.microsoft.com/office/word/2015/wordml/symex" mc:Ignorable="w14 w15 w16se w16cid w16 w16cex w16sdtdh w16du">
+<w:styles xmlns:mc="http://schemas.openxmlformats.org/markup-compatibility/2006" xmlns:r="http://schemas.openxmlformats.org/officeDocument/2006/relationships" xmlns:w="http://schemas.openxmlformats.org/wordprocessingml/2006/main" xmlns:w14="http://schemas.microsoft.com/office/word/2010/wordml" xmlns:w15="http://schemas.microsoft.com/office/word/2012/wordml" xmlns:w16cex="http://schemas.microsoft.com/office/word/2018/wordml/cex" xmlns:w16cid="http://schemas.microsoft.com/office/word/2016/wordml/cid" xmlns:w16="http://schemas.microsoft.com/office/word/2018/wordml" xmlns:w16du="http://schemas.microsoft.com/office/word/2023/wordml/word16du" xmlns:w16sdtdh="http://schemas.microsoft.com/office/word/2020/wordml/sdtdatahash" xmlns:w16sdtfl="http://schemas.microsoft.com/office/word/2024/wordml/sdtformatlock" xmlns:w16se="http://schemas.microsoft.com/office/word/2015/wordml/symex" mc:Ignorable="w14 w15 w16se w16cid w16 w16cex w16sdtdh w16sdtfl w16du">
   <w:docDefaults>
     <w:rPrDefault>
       <w:rPr>
@@ -6471,7 +7614,6 @@
   <w:style w:type="character" w:default="1" w:styleId="Absatz-Standardschriftart">
     <w:name w:val="Default Paragraph Font"/>
     <w:uiPriority w:val="1"/>
-    <w:semiHidden/>
     <w:unhideWhenUsed/>
   </w:style>
   <w:style w:type="table" w:default="1" w:styleId="NormaleTabelle">
@@ -7073,6 +8215,32 @@
       <w:color w:val="000000" w:themeColor="text1"/>
       <w:sz w:val="16"/>
       <w:szCs w:val="18"/>
+    </w:rPr>
+  </w:style>
+  <w:style w:type="paragraph" w:customStyle="1" w:styleId="font-claude-response-body">
+    <w:name w:val="font-claude-response-body"/>
+    <w:basedOn w:val="Standard"/>
+    <w:rsid w:val="000E0101"/>
+    <w:pPr>
+      <w:spacing w:before="100" w:beforeAutospacing="1" w:after="100" w:afterAutospacing="1" w:line="240" w:lineRule="auto"/>
+    </w:pPr>
+    <w:rPr>
+      <w:rFonts w:eastAsia="Times New Roman" w:cs="Times New Roman"/>
+      <w:sz w:val="24"/>
+      <w:lang w:eastAsia="de-DE"/>
+    </w:rPr>
+  </w:style>
+  <w:style w:type="paragraph" w:customStyle="1" w:styleId="whitespace-normal">
+    <w:name w:val="whitespace-normal"/>
+    <w:basedOn w:val="Standard"/>
+    <w:rsid w:val="000E0101"/>
+    <w:pPr>
+      <w:spacing w:before="100" w:beforeAutospacing="1" w:after="100" w:afterAutospacing="1" w:line="240" w:lineRule="auto"/>
+    </w:pPr>
+    <w:rPr>
+      <w:rFonts w:eastAsia="Times New Roman" w:cs="Times New Roman"/>
+      <w:sz w:val="24"/>
+      <w:lang w:eastAsia="de-DE"/>
     </w:rPr>
   </w:style>
 </w:styles>
